--- a/BRD/public/opening_Reports.docx
+++ b/BRD/public/opening_Reports.docx
@@ -368,7 +368,77 @@
           <w:lang w:eastAsia="ru-RU"/>
           <w14:ligatures w14:val="none"/>
         </w:rPr>
-        <w:t>1.1. Отчёт о прибылях и убытках (</w:t>
+        <w:t xml:space="preserve">1.1. </w:t>
+      </w:r>
+      <w:r>
+        <w:rPr>
+          <w:rFonts w:ascii="Segoe UI" w:eastAsia="Times New Roman" w:hAnsi="Segoe UI" w:cs="Segoe UI"/>
+          <w:b/>
+          <w:bCs/>
+          <w:color w:val="0F1115"/>
+          <w:kern w:val="0"/>
+          <w:sz w:val="30"/>
+          <w:szCs w:val="30"/>
+          <w:lang w:eastAsia="ru-RU"/>
+          <w14:ligatures w14:val="none"/>
+        </w:rPr>
+        <w:t>[1_</w:t>
+      </w:r>
+      <w:r>
+        <w:rPr>
+          <w:rFonts w:ascii="Segoe UI" w:eastAsia="Times New Roman" w:hAnsi="Segoe UI" w:cs="Segoe UI"/>
+          <w:b/>
+          <w:bCs/>
+          <w:color w:val="0F1115"/>
+          <w:kern w:val="0"/>
+          <w:sz w:val="30"/>
+          <w:szCs w:val="30"/>
+          <w:lang w:eastAsia="ru-RU"/>
+          <w14:ligatures w14:val="none"/>
+        </w:rPr>
+        <w:t>очередь</w:t>
+      </w:r>
+      <w:r>
+        <w:rPr>
+          <w:rFonts w:ascii="Segoe UI" w:eastAsia="Times New Roman" w:hAnsi="Segoe UI" w:cs="Segoe UI"/>
+          <w:b/>
+          <w:bCs/>
+          <w:color w:val="0F1115"/>
+          <w:kern w:val="0"/>
+          <w:sz w:val="30"/>
+          <w:szCs w:val="30"/>
+          <w:lang w:eastAsia="ru-RU"/>
+          <w14:ligatures w14:val="none"/>
+        </w:rPr>
+        <w:t>]</w:t>
+      </w:r>
+      <w:r>
+        <w:rPr>
+          <w:rFonts w:ascii="Segoe UI" w:eastAsia="Times New Roman" w:hAnsi="Segoe UI" w:cs="Segoe UI"/>
+          <w:b/>
+          <w:bCs/>
+          <w:color w:val="0F1115"/>
+          <w:kern w:val="0"/>
+          <w:sz w:val="30"/>
+          <w:szCs w:val="30"/>
+          <w:lang w:eastAsia="ru-RU"/>
+          <w14:ligatures w14:val="none"/>
+        </w:rPr>
+        <w:t xml:space="preserve"> </w:t>
+      </w:r>
+      <w:r>
+        <w:rPr>
+          <w:rFonts w:ascii="Segoe UI" w:eastAsia="Times New Roman" w:hAnsi="Segoe UI" w:cs="Segoe UI"/>
+          <w:b/>
+          <w:bCs/>
+          <w:color w:val="0F1115"/>
+          <w:kern w:val="0"/>
+          <w:sz w:val="30"/>
+          <w:szCs w:val="30"/>
+          <w:lang w:eastAsia="ru-RU"/>
+          <w14:ligatures w14:val="none"/>
+        </w:rPr>
+        <w:t>Отчёт о прибылях и убытках (</w:t>
       </w:r>
       <w:proofErr w:type="spellStart"/>
       <w:r>
@@ -885,7 +955,77 @@
           <w:lang w:eastAsia="ru-RU"/>
           <w14:ligatures w14:val="none"/>
         </w:rPr>
-        <w:t xml:space="preserve">1.2. Отчёт о движении денежных средств (ОДДС / </w:t>
+        <w:t xml:space="preserve">1.2. </w:t>
+      </w:r>
+      <w:r>
+        <w:rPr>
+          <w:rFonts w:ascii="Segoe UI" w:eastAsia="Times New Roman" w:hAnsi="Segoe UI" w:cs="Segoe UI"/>
+          <w:b/>
+          <w:bCs/>
+          <w:color w:val="0F1115"/>
+          <w:kern w:val="0"/>
+          <w:sz w:val="30"/>
+          <w:szCs w:val="30"/>
+          <w:lang w:eastAsia="ru-RU"/>
+          <w14:ligatures w14:val="none"/>
+        </w:rPr>
+        <w:t>[1_</w:t>
+      </w:r>
+      <w:r>
+        <w:rPr>
+          <w:rFonts w:ascii="Segoe UI" w:eastAsia="Times New Roman" w:hAnsi="Segoe UI" w:cs="Segoe UI"/>
+          <w:b/>
+          <w:bCs/>
+          <w:color w:val="0F1115"/>
+          <w:kern w:val="0"/>
+          <w:sz w:val="30"/>
+          <w:szCs w:val="30"/>
+          <w:lang w:eastAsia="ru-RU"/>
+          <w14:ligatures w14:val="none"/>
+        </w:rPr>
+        <w:t>очередь</w:t>
+      </w:r>
+      <w:r>
+        <w:rPr>
+          <w:rFonts w:ascii="Segoe UI" w:eastAsia="Times New Roman" w:hAnsi="Segoe UI" w:cs="Segoe UI"/>
+          <w:b/>
+          <w:bCs/>
+          <w:color w:val="0F1115"/>
+          <w:kern w:val="0"/>
+          <w:sz w:val="30"/>
+          <w:szCs w:val="30"/>
+          <w:lang w:eastAsia="ru-RU"/>
+          <w14:ligatures w14:val="none"/>
+        </w:rPr>
+        <w:t>]</w:t>
+      </w:r>
+      <w:r>
+        <w:rPr>
+          <w:rFonts w:ascii="Segoe UI" w:eastAsia="Times New Roman" w:hAnsi="Segoe UI" w:cs="Segoe UI"/>
+          <w:b/>
+          <w:bCs/>
+          <w:color w:val="0F1115"/>
+          <w:kern w:val="0"/>
+          <w:sz w:val="30"/>
+          <w:szCs w:val="30"/>
+          <w:lang w:eastAsia="ru-RU"/>
+          <w14:ligatures w14:val="none"/>
+        </w:rPr>
+        <w:t xml:space="preserve"> </w:t>
+      </w:r>
+      <w:r>
+        <w:rPr>
+          <w:rFonts w:ascii="Segoe UI" w:eastAsia="Times New Roman" w:hAnsi="Segoe UI" w:cs="Segoe UI"/>
+          <w:b/>
+          <w:bCs/>
+          <w:color w:val="0F1115"/>
+          <w:kern w:val="0"/>
+          <w:sz w:val="30"/>
+          <w:szCs w:val="30"/>
+          <w:lang w:eastAsia="ru-RU"/>
+          <w14:ligatures w14:val="none"/>
+        </w:rPr>
+        <w:t xml:space="preserve">Отчёт о движении денежных средств (ОДДС / </w:t>
       </w:r>
       <w:proofErr w:type="spellStart"/>
       <w:r>
@@ -1531,7 +1671,7 @@
           <w:kern w:val="0"/>
           <w:sz w:val="30"/>
           <w:szCs w:val="30"/>
-          <w:lang w:eastAsia="ru-RU"/>
+          <w:lang w:val="en-US" w:eastAsia="ru-RU"/>
           <w14:ligatures w14:val="none"/>
         </w:rPr>
       </w:pPr>
@@ -1547,7 +1687,77 @@
           <w:lang w:eastAsia="ru-RU"/>
           <w14:ligatures w14:val="none"/>
         </w:rPr>
-        <w:t>1.3. Управленческий баланс</w:t>
+        <w:t xml:space="preserve">1.3. </w:t>
+      </w:r>
+      <w:r>
+        <w:rPr>
+          <w:rFonts w:ascii="Segoe UI" w:eastAsia="Times New Roman" w:hAnsi="Segoe UI" w:cs="Segoe UI"/>
+          <w:b/>
+          <w:bCs/>
+          <w:color w:val="0F1115"/>
+          <w:kern w:val="0"/>
+          <w:sz w:val="30"/>
+          <w:szCs w:val="30"/>
+          <w:lang w:eastAsia="ru-RU"/>
+          <w14:ligatures w14:val="none"/>
+        </w:rPr>
+        <w:t>[1_</w:t>
+      </w:r>
+      <w:r>
+        <w:rPr>
+          <w:rFonts w:ascii="Segoe UI" w:eastAsia="Times New Roman" w:hAnsi="Segoe UI" w:cs="Segoe UI"/>
+          <w:b/>
+          <w:bCs/>
+          <w:color w:val="0F1115"/>
+          <w:kern w:val="0"/>
+          <w:sz w:val="30"/>
+          <w:szCs w:val="30"/>
+          <w:lang w:eastAsia="ru-RU"/>
+          <w14:ligatures w14:val="none"/>
+        </w:rPr>
+        <w:t>очередь</w:t>
+      </w:r>
+      <w:r>
+        <w:rPr>
+          <w:rFonts w:ascii="Segoe UI" w:eastAsia="Times New Roman" w:hAnsi="Segoe UI" w:cs="Segoe UI"/>
+          <w:b/>
+          <w:bCs/>
+          <w:color w:val="0F1115"/>
+          <w:kern w:val="0"/>
+          <w:sz w:val="30"/>
+          <w:szCs w:val="30"/>
+          <w:lang w:eastAsia="ru-RU"/>
+          <w14:ligatures w14:val="none"/>
+        </w:rPr>
+        <w:t>]</w:t>
+      </w:r>
+      <w:r>
+        <w:rPr>
+          <w:rFonts w:ascii="Segoe UI" w:eastAsia="Times New Roman" w:hAnsi="Segoe UI" w:cs="Segoe UI"/>
+          <w:b/>
+          <w:bCs/>
+          <w:color w:val="0F1115"/>
+          <w:kern w:val="0"/>
+          <w:sz w:val="30"/>
+          <w:szCs w:val="30"/>
+          <w:lang w:eastAsia="ru-RU"/>
+          <w14:ligatures w14:val="none"/>
+        </w:rPr>
+        <w:t xml:space="preserve"> </w:t>
+      </w:r>
+      <w:r>
+        <w:rPr>
+          <w:rFonts w:ascii="Segoe UI" w:eastAsia="Times New Roman" w:hAnsi="Segoe UI" w:cs="Segoe UI"/>
+          <w:b/>
+          <w:bCs/>
+          <w:color w:val="0F1115"/>
+          <w:kern w:val="0"/>
+          <w:sz w:val="30"/>
+          <w:szCs w:val="30"/>
+          <w:lang w:eastAsia="ru-RU"/>
+          <w14:ligatures w14:val="none"/>
+        </w:rPr>
+        <w:t>Управленческий баланс</w:t>
       </w:r>
     </w:p>
     <w:p>
@@ -1774,6 +1984,7 @@
           <w:lang w:eastAsia="ru-RU"/>
           <w14:ligatures w14:val="none"/>
         </w:rPr>
+        <w:lastRenderedPageBreak/>
         <w:t>остатки денежных средств,</w:t>
       </w:r>
     </w:p>
@@ -1806,7 +2017,6 @@
           <w:lang w:eastAsia="ru-RU"/>
           <w14:ligatures w14:val="none"/>
         </w:rPr>
-        <w:lastRenderedPageBreak/>
         <w:t>товарные запасы (остатки на складах),</w:t>
       </w:r>
     </w:p>
@@ -2025,7 +2235,77 @@
           <w:lang w:eastAsia="ru-RU"/>
           <w14:ligatures w14:val="none"/>
         </w:rPr>
-        <w:t>1.4. Отчёт о дебиторской задолженности</w:t>
+        <w:t xml:space="preserve">1.4. </w:t>
+      </w:r>
+      <w:r>
+        <w:rPr>
+          <w:rFonts w:ascii="Segoe UI" w:eastAsia="Times New Roman" w:hAnsi="Segoe UI" w:cs="Segoe UI"/>
+          <w:b/>
+          <w:bCs/>
+          <w:color w:val="0F1115"/>
+          <w:kern w:val="0"/>
+          <w:sz w:val="30"/>
+          <w:szCs w:val="30"/>
+          <w:lang w:eastAsia="ru-RU"/>
+          <w14:ligatures w14:val="none"/>
+        </w:rPr>
+        <w:t>[1_</w:t>
+      </w:r>
+      <w:r>
+        <w:rPr>
+          <w:rFonts w:ascii="Segoe UI" w:eastAsia="Times New Roman" w:hAnsi="Segoe UI" w:cs="Segoe UI"/>
+          <w:b/>
+          <w:bCs/>
+          <w:color w:val="0F1115"/>
+          <w:kern w:val="0"/>
+          <w:sz w:val="30"/>
+          <w:szCs w:val="30"/>
+          <w:lang w:eastAsia="ru-RU"/>
+          <w14:ligatures w14:val="none"/>
+        </w:rPr>
+        <w:t>очередь</w:t>
+      </w:r>
+      <w:r>
+        <w:rPr>
+          <w:rFonts w:ascii="Segoe UI" w:eastAsia="Times New Roman" w:hAnsi="Segoe UI" w:cs="Segoe UI"/>
+          <w:b/>
+          <w:bCs/>
+          <w:color w:val="0F1115"/>
+          <w:kern w:val="0"/>
+          <w:sz w:val="30"/>
+          <w:szCs w:val="30"/>
+          <w:lang w:eastAsia="ru-RU"/>
+          <w14:ligatures w14:val="none"/>
+        </w:rPr>
+        <w:t>]</w:t>
+      </w:r>
+      <w:r>
+        <w:rPr>
+          <w:rFonts w:ascii="Segoe UI" w:eastAsia="Times New Roman" w:hAnsi="Segoe UI" w:cs="Segoe UI"/>
+          <w:b/>
+          <w:bCs/>
+          <w:color w:val="0F1115"/>
+          <w:kern w:val="0"/>
+          <w:sz w:val="30"/>
+          <w:szCs w:val="30"/>
+          <w:lang w:eastAsia="ru-RU"/>
+          <w14:ligatures w14:val="none"/>
+        </w:rPr>
+        <w:t xml:space="preserve"> </w:t>
+      </w:r>
+      <w:r>
+        <w:rPr>
+          <w:rFonts w:ascii="Segoe UI" w:eastAsia="Times New Roman" w:hAnsi="Segoe UI" w:cs="Segoe UI"/>
+          <w:b/>
+          <w:bCs/>
+          <w:color w:val="0F1115"/>
+          <w:kern w:val="0"/>
+          <w:sz w:val="30"/>
+          <w:szCs w:val="30"/>
+          <w:lang w:eastAsia="ru-RU"/>
+          <w14:ligatures w14:val="none"/>
+        </w:rPr>
+        <w:t>Отчёт о дебиторской задолженности</w:t>
       </w:r>
     </w:p>
     <w:p>
@@ -2479,7 +2759,77 @@
           <w:lang w:eastAsia="ru-RU"/>
           <w14:ligatures w14:val="none"/>
         </w:rPr>
-        <w:t>1.5. Платёжный календарь (бухгалтерский календарь)</w:t>
+        <w:t xml:space="preserve">1.5. </w:t>
+      </w:r>
+      <w:r>
+        <w:rPr>
+          <w:rFonts w:ascii="Segoe UI" w:eastAsia="Times New Roman" w:hAnsi="Segoe UI" w:cs="Segoe UI"/>
+          <w:b/>
+          <w:bCs/>
+          <w:color w:val="0F1115"/>
+          <w:kern w:val="0"/>
+          <w:sz w:val="30"/>
+          <w:szCs w:val="30"/>
+          <w:lang w:eastAsia="ru-RU"/>
+          <w14:ligatures w14:val="none"/>
+        </w:rPr>
+        <w:t>[1_</w:t>
+      </w:r>
+      <w:r>
+        <w:rPr>
+          <w:rFonts w:ascii="Segoe UI" w:eastAsia="Times New Roman" w:hAnsi="Segoe UI" w:cs="Segoe UI"/>
+          <w:b/>
+          <w:bCs/>
+          <w:color w:val="0F1115"/>
+          <w:kern w:val="0"/>
+          <w:sz w:val="30"/>
+          <w:szCs w:val="30"/>
+          <w:lang w:eastAsia="ru-RU"/>
+          <w14:ligatures w14:val="none"/>
+        </w:rPr>
+        <w:t>очередь</w:t>
+      </w:r>
+      <w:r>
+        <w:rPr>
+          <w:rFonts w:ascii="Segoe UI" w:eastAsia="Times New Roman" w:hAnsi="Segoe UI" w:cs="Segoe UI"/>
+          <w:b/>
+          <w:bCs/>
+          <w:color w:val="0F1115"/>
+          <w:kern w:val="0"/>
+          <w:sz w:val="30"/>
+          <w:szCs w:val="30"/>
+          <w:lang w:eastAsia="ru-RU"/>
+          <w14:ligatures w14:val="none"/>
+        </w:rPr>
+        <w:t>]</w:t>
+      </w:r>
+      <w:r>
+        <w:rPr>
+          <w:rFonts w:ascii="Segoe UI" w:eastAsia="Times New Roman" w:hAnsi="Segoe UI" w:cs="Segoe UI"/>
+          <w:b/>
+          <w:bCs/>
+          <w:color w:val="0F1115"/>
+          <w:kern w:val="0"/>
+          <w:sz w:val="30"/>
+          <w:szCs w:val="30"/>
+          <w:lang w:eastAsia="ru-RU"/>
+          <w14:ligatures w14:val="none"/>
+        </w:rPr>
+        <w:t xml:space="preserve"> </w:t>
+      </w:r>
+      <w:r>
+        <w:rPr>
+          <w:rFonts w:ascii="Segoe UI" w:eastAsia="Times New Roman" w:hAnsi="Segoe UI" w:cs="Segoe UI"/>
+          <w:b/>
+          <w:bCs/>
+          <w:color w:val="0F1115"/>
+          <w:kern w:val="0"/>
+          <w:sz w:val="30"/>
+          <w:szCs w:val="30"/>
+          <w:lang w:eastAsia="ru-RU"/>
+          <w14:ligatures w14:val="none"/>
+        </w:rPr>
+        <w:t>Платёжный календарь (бухгалтерский календарь)</w:t>
       </w:r>
     </w:p>
     <w:p>
@@ -2669,6 +3019,7 @@
           <w:lang w:eastAsia="ru-RU"/>
           <w14:ligatures w14:val="none"/>
         </w:rPr>
+        <w:lastRenderedPageBreak/>
         <w:pict w14:anchorId="5725C7DF">
           <v:rect id="_x0000_i1031" style="width:0;height:.75pt" o:hralign="center" o:hrstd="t" o:hr="t" fillcolor="#a0a0a0" stroked="f"/>
         </w:pict>
@@ -2703,8 +3054,77 @@
           <w:lang w:eastAsia="ru-RU"/>
           <w14:ligatures w14:val="none"/>
         </w:rPr>
-        <w:lastRenderedPageBreak/>
-        <w:t>1.6. План-</w:t>
+        <w:t xml:space="preserve">1.6. </w:t>
+      </w:r>
+      <w:r>
+        <w:rPr>
+          <w:rFonts w:ascii="Segoe UI" w:eastAsia="Times New Roman" w:hAnsi="Segoe UI" w:cs="Segoe UI"/>
+          <w:b/>
+          <w:bCs/>
+          <w:color w:val="0F1115"/>
+          <w:kern w:val="0"/>
+          <w:sz w:val="30"/>
+          <w:szCs w:val="30"/>
+          <w:lang w:eastAsia="ru-RU"/>
+          <w14:ligatures w14:val="none"/>
+        </w:rPr>
+        <w:t>[1_</w:t>
+      </w:r>
+      <w:r>
+        <w:rPr>
+          <w:rFonts w:ascii="Segoe UI" w:eastAsia="Times New Roman" w:hAnsi="Segoe UI" w:cs="Segoe UI"/>
+          <w:b/>
+          <w:bCs/>
+          <w:color w:val="0F1115"/>
+          <w:kern w:val="0"/>
+          <w:sz w:val="30"/>
+          <w:szCs w:val="30"/>
+          <w:lang w:eastAsia="ru-RU"/>
+          <w14:ligatures w14:val="none"/>
+        </w:rPr>
+        <w:t>очередь</w:t>
+      </w:r>
+      <w:r>
+        <w:rPr>
+          <w:rFonts w:ascii="Segoe UI" w:eastAsia="Times New Roman" w:hAnsi="Segoe UI" w:cs="Segoe UI"/>
+          <w:b/>
+          <w:bCs/>
+          <w:color w:val="0F1115"/>
+          <w:kern w:val="0"/>
+          <w:sz w:val="30"/>
+          <w:szCs w:val="30"/>
+          <w:lang w:eastAsia="ru-RU"/>
+          <w14:ligatures w14:val="none"/>
+        </w:rPr>
+        <w:t>]</w:t>
+      </w:r>
+      <w:r>
+        <w:rPr>
+          <w:rFonts w:ascii="Segoe UI" w:eastAsia="Times New Roman" w:hAnsi="Segoe UI" w:cs="Segoe UI"/>
+          <w:b/>
+          <w:bCs/>
+          <w:color w:val="0F1115"/>
+          <w:kern w:val="0"/>
+          <w:sz w:val="30"/>
+          <w:szCs w:val="30"/>
+          <w:lang w:eastAsia="ru-RU"/>
+          <w14:ligatures w14:val="none"/>
+        </w:rPr>
+        <w:t xml:space="preserve"> </w:t>
+      </w:r>
+      <w:r>
+        <w:rPr>
+          <w:rFonts w:ascii="Segoe UI" w:eastAsia="Times New Roman" w:hAnsi="Segoe UI" w:cs="Segoe UI"/>
+          <w:b/>
+          <w:bCs/>
+          <w:color w:val="0F1115"/>
+          <w:kern w:val="0"/>
+          <w:sz w:val="30"/>
+          <w:szCs w:val="30"/>
+          <w:lang w:eastAsia="ru-RU"/>
+          <w14:ligatures w14:val="none"/>
+        </w:rPr>
+        <w:t>План-</w:t>
       </w:r>
       <w:proofErr w:type="spellStart"/>
       <w:r>
@@ -3991,6 +4411,7 @@
           <w:lang w:eastAsia="ru-RU"/>
           <w14:ligatures w14:val="none"/>
         </w:rPr>
+        <w:lastRenderedPageBreak/>
         <w:pict w14:anchorId="2437FDE5">
           <v:rect id="_x0000_i1033" style="width:0;height:.75pt" o:hralign="center" o:hrstd="t" o:hr="t" fillcolor="#a0a0a0" stroked="f"/>
         </w:pict>
@@ -4025,7 +4446,6 @@
           <w:lang w:eastAsia="ru-RU"/>
           <w14:ligatures w14:val="none"/>
         </w:rPr>
-        <w:lastRenderedPageBreak/>
         <w:t>2. Блок «Торговля»</w:t>
       </w:r>
     </w:p>
@@ -4969,6 +5389,7 @@
           <w:lang w:eastAsia="ru-RU"/>
           <w14:ligatures w14:val="none"/>
         </w:rPr>
+        <w:lastRenderedPageBreak/>
         <w:t>2.3. Отчёт по неликвидам и затовариванию</w:t>
       </w:r>
     </w:p>
@@ -4998,7 +5419,6 @@
           <w:lang w:eastAsia="ru-RU"/>
           <w14:ligatures w14:val="none"/>
         </w:rPr>
-        <w:lastRenderedPageBreak/>
         <w:t>Назначение:</w:t>
       </w:r>
       <w:r>
@@ -5846,6 +6266,7 @@
           <w:lang w:eastAsia="ru-RU"/>
           <w14:ligatures w14:val="none"/>
         </w:rPr>
+        <w:lastRenderedPageBreak/>
         <w:t>Особенность:</w:t>
       </w:r>
       <w:r>
@@ -5882,7 +6303,6 @@
           <w:lang w:eastAsia="ru-RU"/>
           <w14:ligatures w14:val="none"/>
         </w:rPr>
-        <w:lastRenderedPageBreak/>
         <w:pict w14:anchorId="0B5749C0">
           <v:rect id="_x0000_i1038" style="width:0;height:.75pt" o:hralign="center" o:hrstd="t" o:hr="t" fillcolor="#a0a0a0" stroked="f"/>
         </w:pict>
@@ -6798,6 +7218,7 @@
           <w:lang w:eastAsia="ru-RU"/>
           <w14:ligatures w14:val="none"/>
         </w:rPr>
+        <w:lastRenderedPageBreak/>
         <w:t>3.4. Эффективность использования площади</w:t>
       </w:r>
     </w:p>
@@ -6827,7 +7248,6 @@
           <w:lang w:eastAsia="ru-RU"/>
           <w14:ligatures w14:val="none"/>
         </w:rPr>
-        <w:lastRenderedPageBreak/>
         <w:t>Показатель:</w:t>
       </w:r>
       <w:r>
@@ -7547,6 +7967,7 @@
           <w:lang w:eastAsia="ru-RU"/>
           <w14:ligatures w14:val="none"/>
         </w:rPr>
+        <w:lastRenderedPageBreak/>
         <w:pict w14:anchorId="18171589">
           <v:rect id="_x0000_i1046" style="width:0;height:.75pt" o:hralign="center" o:hrstd="t" o:hr="t" fillcolor="#a0a0a0" stroked="f"/>
         </w:pict>
@@ -7581,7 +8002,6 @@
           <w:lang w:eastAsia="ru-RU"/>
           <w14:ligatures w14:val="none"/>
         </w:rPr>
-        <w:lastRenderedPageBreak/>
         <w:t>4.4. Прибыли и убытки по автопарку</w:t>
       </w:r>
     </w:p>
@@ -8281,6 +8701,7 @@
           <w:lang w:eastAsia="ru-RU"/>
           <w14:ligatures w14:val="none"/>
         </w:rPr>
+        <w:lastRenderedPageBreak/>
         <w:t>По отделам.</w:t>
       </w:r>
     </w:p>
@@ -8313,7 +8734,6 @@
           <w:lang w:eastAsia="ru-RU"/>
           <w14:ligatures w14:val="none"/>
         </w:rPr>
-        <w:lastRenderedPageBreak/>
         <w:t>По каждому сотруднику.</w:t>
       </w:r>
     </w:p>
@@ -8413,7 +8833,77 @@
           <w:lang w:eastAsia="ru-RU"/>
           <w14:ligatures w14:val="none"/>
         </w:rPr>
-        <w:t xml:space="preserve">6. Сводный </w:t>
+        <w:t xml:space="preserve">6. </w:t>
+      </w:r>
+      <w:r>
+        <w:rPr>
+          <w:rFonts w:ascii="Segoe UI" w:eastAsia="Times New Roman" w:hAnsi="Segoe UI" w:cs="Segoe UI"/>
+          <w:b/>
+          <w:bCs/>
+          <w:color w:val="0F1115"/>
+          <w:kern w:val="0"/>
+          <w:sz w:val="30"/>
+          <w:szCs w:val="30"/>
+          <w:lang w:eastAsia="ru-RU"/>
+          <w14:ligatures w14:val="none"/>
+        </w:rPr>
+        <w:t>[1_</w:t>
+      </w:r>
+      <w:r>
+        <w:rPr>
+          <w:rFonts w:ascii="Segoe UI" w:eastAsia="Times New Roman" w:hAnsi="Segoe UI" w:cs="Segoe UI"/>
+          <w:b/>
+          <w:bCs/>
+          <w:color w:val="0F1115"/>
+          <w:kern w:val="0"/>
+          <w:sz w:val="30"/>
+          <w:szCs w:val="30"/>
+          <w:lang w:eastAsia="ru-RU"/>
+          <w14:ligatures w14:val="none"/>
+        </w:rPr>
+        <w:t>очередь</w:t>
+      </w:r>
+      <w:r>
+        <w:rPr>
+          <w:rFonts w:ascii="Segoe UI" w:eastAsia="Times New Roman" w:hAnsi="Segoe UI" w:cs="Segoe UI"/>
+          <w:b/>
+          <w:bCs/>
+          <w:color w:val="0F1115"/>
+          <w:kern w:val="0"/>
+          <w:sz w:val="30"/>
+          <w:szCs w:val="30"/>
+          <w:lang w:eastAsia="ru-RU"/>
+          <w14:ligatures w14:val="none"/>
+        </w:rPr>
+        <w:t>]</w:t>
+      </w:r>
+      <w:r>
+        <w:rPr>
+          <w:rFonts w:ascii="Segoe UI" w:eastAsia="Times New Roman" w:hAnsi="Segoe UI" w:cs="Segoe UI"/>
+          <w:b/>
+          <w:bCs/>
+          <w:color w:val="0F1115"/>
+          <w:kern w:val="0"/>
+          <w:sz w:val="30"/>
+          <w:szCs w:val="30"/>
+          <w:lang w:eastAsia="ru-RU"/>
+          <w14:ligatures w14:val="none"/>
+        </w:rPr>
+        <w:t xml:space="preserve"> </w:t>
+      </w:r>
+      <w:r>
+        <w:rPr>
+          <w:rFonts w:ascii="Segoe UI" w:eastAsia="Times New Roman" w:hAnsi="Segoe UI" w:cs="Segoe UI"/>
+          <w:b/>
+          <w:bCs/>
+          <w:color w:val="0F1115"/>
+          <w:kern w:val="0"/>
+          <w:sz w:val="33"/>
+          <w:szCs w:val="33"/>
+          <w:lang w:eastAsia="ru-RU"/>
+          <w14:ligatures w14:val="none"/>
+        </w:rPr>
+        <w:t xml:space="preserve">Сводный </w:t>
       </w:r>
       <w:proofErr w:type="spellStart"/>
       <w:r>
@@ -8772,47 +9262,6 @@
     </w:p>
     <w:p>
       <w:pPr>
-        <w:shd w:val="clear" w:color="auto" w:fill="FFFFFF"/>
-        <w:spacing w:before="240" w:after="240" w:line="240" w:lineRule="auto"/>
-        <w:rPr>
-          <w:rFonts w:ascii="Segoe UI" w:eastAsia="Times New Roman" w:hAnsi="Segoe UI" w:cs="Segoe UI"/>
-          <w:color w:val="0F1115"/>
-          <w:kern w:val="0"/>
-          <w:sz w:val="24"/>
-          <w:szCs w:val="24"/>
-          <w:lang w:eastAsia="ru-RU"/>
-          <w14:ligatures w14:val="none"/>
-        </w:rPr>
-      </w:pPr>
-      <w:r>
-        <w:rPr>
-          <w:rFonts w:ascii="Segoe UI" w:eastAsia="Times New Roman" w:hAnsi="Segoe UI" w:cs="Segoe UI"/>
-          <w:b/>
-          <w:bCs/>
-          <w:color w:val="0F1115"/>
-          <w:kern w:val="0"/>
-          <w:sz w:val="24"/>
-          <w:szCs w:val="24"/>
-          <w:lang w:eastAsia="ru-RU"/>
-          <w14:ligatures w14:val="none"/>
-        </w:rPr>
-        <w:t>Размещение:</w:t>
-      </w:r>
-      <w:r>
-        <w:rPr>
-          <w:rFonts w:ascii="Segoe UI" w:eastAsia="Times New Roman" w:hAnsi="Segoe UI" w:cs="Segoe UI"/>
-          <w:color w:val="0F1115"/>
-          <w:kern w:val="0"/>
-          <w:sz w:val="24"/>
-          <w:szCs w:val="24"/>
-          <w:lang w:eastAsia="ru-RU"/>
-          <w14:ligatures w14:val="none"/>
-        </w:rPr>
-        <w:t> Битрикс24.</w:t>
-      </w:r>
-    </w:p>
-    <w:p>
-      <w:pPr>
         <w:spacing w:before="480" w:after="480" w:line="240" w:lineRule="auto"/>
         <w:rPr>
           <w:rFonts w:ascii="Times New Roman" w:eastAsia="Times New Roman" w:hAnsi="Times New Roman" w:cs="Times New Roman"/>
@@ -9420,41 +9869,27 @@
     </w:p>
     <w:tbl>
       <w:tblPr>
-        <w:tblW w:w="9498" w:type="dxa"/>
-        <w:tblCellMar>
-          <w:top w:w="15" w:type="dxa"/>
-          <w:left w:w="15" w:type="dxa"/>
-          <w:bottom w:w="15" w:type="dxa"/>
-          <w:right w:w="15" w:type="dxa"/>
-        </w:tblCellMar>
+        <w:tblStyle w:val="-1"/>
+        <w:tblW w:w="9619" w:type="dxa"/>
         <w:tblLook w:val="04A0" w:firstRow="1" w:lastRow="0" w:firstColumn="1" w:lastColumn="0" w:noHBand="0" w:noVBand="1"/>
       </w:tblPr>
       <w:tblGrid>
-        <w:gridCol w:w="1298"/>
+        <w:gridCol w:w="1419"/>
         <w:gridCol w:w="8200"/>
       </w:tblGrid>
       <w:tr>
         <w:trPr>
-          <w:tblHeader/>
+          <w:cnfStyle w:val="100000000000" w:firstRow="1" w:lastRow="0" w:firstColumn="0" w:lastColumn="0" w:oddVBand="0" w:evenVBand="0" w:oddHBand="0" w:evenHBand="0" w:firstRowFirstColumn="0" w:firstRowLastColumn="0" w:lastRowFirstColumn="0" w:lastRowLastColumn="0"/>
         </w:trPr>
         <w:tc>
           <w:tcPr>
-            <w:tcW w:w="0" w:type="auto"/>
-            <w:tcBorders>
-              <w:top w:val="nil"/>
-            </w:tcBorders>
-            <w:tcMar>
-              <w:top w:w="150" w:type="dxa"/>
-              <w:left w:w="0" w:type="dxa"/>
-              <w:bottom w:w="150" w:type="dxa"/>
-              <w:right w:w="240" w:type="dxa"/>
-            </w:tcMar>
-            <w:vAlign w:val="center"/>
+            <w:cnfStyle w:val="001000000000" w:firstRow="0" w:lastRow="0" w:firstColumn="1" w:lastColumn="0" w:oddVBand="0" w:evenVBand="0" w:oddHBand="0" w:evenHBand="0" w:firstRowFirstColumn="0" w:firstRowLastColumn="0" w:lastRowFirstColumn="0" w:lastRowLastColumn="0"/>
+            <w:tcW w:w="1419" w:type="dxa"/>
             <w:hideMark/>
           </w:tcPr>
           <w:p>
             <w:pPr>
-              <w:spacing w:after="0" w:line="375" w:lineRule="atLeast"/>
+              <w:spacing w:line="375" w:lineRule="atLeast"/>
               <w:rPr>
                 <w:rFonts w:ascii="Segoe UI" w:eastAsia="Times New Roman" w:hAnsi="Segoe UI" w:cs="Segoe UI"/>
                 <w:kern w:val="0"/>
@@ -9480,21 +9915,12 @@
         <w:tc>
           <w:tcPr>
             <w:tcW w:w="8200" w:type="dxa"/>
-            <w:tcBorders>
-              <w:top w:val="nil"/>
-            </w:tcBorders>
-            <w:tcMar>
-              <w:top w:w="150" w:type="dxa"/>
-              <w:left w:w="240" w:type="dxa"/>
-              <w:bottom w:w="150" w:type="dxa"/>
-              <w:right w:w="240" w:type="dxa"/>
-            </w:tcMar>
-            <w:vAlign w:val="center"/>
             <w:hideMark/>
           </w:tcPr>
           <w:p>
             <w:pPr>
-              <w:spacing w:after="0" w:line="375" w:lineRule="atLeast"/>
+              <w:spacing w:line="375" w:lineRule="atLeast"/>
+              <w:cnfStyle w:val="100000000000" w:firstRow="1" w:lastRow="0" w:firstColumn="0" w:lastColumn="0" w:oddVBand="0" w:evenVBand="0" w:oddHBand="0" w:evenHBand="0" w:firstRowFirstColumn="0" w:firstRowLastColumn="0" w:lastRowFirstColumn="0" w:lastRowLastColumn="0"/>
               <w:rPr>
                 <w:rFonts w:ascii="Segoe UI" w:eastAsia="Times New Roman" w:hAnsi="Segoe UI" w:cs="Segoe UI"/>
                 <w:kern w:val="0"/>
@@ -9521,19 +9947,13 @@
       <w:tr>
         <w:tc>
           <w:tcPr>
-            <w:tcW w:w="0" w:type="auto"/>
-            <w:tcMar>
-              <w:top w:w="150" w:type="dxa"/>
-              <w:left w:w="0" w:type="dxa"/>
-              <w:bottom w:w="150" w:type="dxa"/>
-              <w:right w:w="240" w:type="dxa"/>
-            </w:tcMar>
-            <w:vAlign w:val="center"/>
+            <w:cnfStyle w:val="001000000000" w:firstRow="0" w:lastRow="0" w:firstColumn="1" w:lastColumn="0" w:oddVBand="0" w:evenVBand="0" w:oddHBand="0" w:evenHBand="0" w:firstRowFirstColumn="0" w:firstRowLastColumn="0" w:lastRowFirstColumn="0" w:lastRowLastColumn="0"/>
+            <w:tcW w:w="1419" w:type="dxa"/>
             <w:hideMark/>
           </w:tcPr>
           <w:p>
             <w:pPr>
-              <w:spacing w:after="0" w:line="375" w:lineRule="atLeast"/>
+              <w:spacing w:line="375" w:lineRule="atLeast"/>
               <w:rPr>
                 <w:rFonts w:ascii="Segoe UI" w:eastAsia="Times New Roman" w:hAnsi="Segoe UI" w:cs="Segoe UI"/>
                 <w:kern w:val="0"/>
@@ -9546,8 +9966,6 @@
             <w:r>
               <w:rPr>
                 <w:rFonts w:ascii="Segoe UI" w:eastAsia="Times New Roman" w:hAnsi="Segoe UI" w:cs="Segoe UI"/>
-                <w:b/>
-                <w:bCs/>
                 <w:kern w:val="0"/>
                 <w:sz w:val="23"/>
                 <w:szCs w:val="23"/>
@@ -9561,18 +9979,12 @@
         <w:tc>
           <w:tcPr>
             <w:tcW w:w="8200" w:type="dxa"/>
-            <w:tcMar>
-              <w:top w:w="150" w:type="dxa"/>
-              <w:left w:w="240" w:type="dxa"/>
-              <w:bottom w:w="150" w:type="dxa"/>
-              <w:right w:w="0" w:type="dxa"/>
-            </w:tcMar>
-            <w:vAlign w:val="center"/>
             <w:hideMark/>
           </w:tcPr>
           <w:p>
             <w:pPr>
-              <w:spacing w:after="0" w:line="375" w:lineRule="atLeast"/>
+              <w:spacing w:line="375" w:lineRule="atLeast"/>
+              <w:cnfStyle w:val="000000000000" w:firstRow="0" w:lastRow="0" w:firstColumn="0" w:lastColumn="0" w:oddVBand="0" w:evenVBand="0" w:oddHBand="0" w:evenHBand="0" w:firstRowFirstColumn="0" w:firstRowLastColumn="0" w:lastRowFirstColumn="0" w:lastRowLastColumn="0"/>
               <w:rPr>
                 <w:rFonts w:ascii="Segoe UI" w:eastAsia="Times New Roman" w:hAnsi="Segoe UI" w:cs="Segoe UI"/>
                 <w:kern w:val="0"/>
@@ -9593,6 +10005,25 @@
               </w:rPr>
               <w:t xml:space="preserve">Экономика и финансы: </w:t>
             </w:r>
+          </w:p>
+          <w:p>
+            <w:pPr>
+              <w:pStyle w:val="a5"/>
+              <w:numPr>
+                <w:ilvl w:val="0"/>
+                <w:numId w:val="31"/>
+              </w:numPr>
+              <w:spacing w:line="375" w:lineRule="atLeast"/>
+              <w:cnfStyle w:val="000000000000" w:firstRow="0" w:lastRow="0" w:firstColumn="0" w:lastColumn="0" w:oddVBand="0" w:evenVBand="0" w:oddHBand="0" w:evenHBand="0" w:firstRowFirstColumn="0" w:firstRowLastColumn="0" w:lastRowFirstColumn="0" w:lastRowLastColumn="0"/>
+              <w:rPr>
+                <w:rFonts w:ascii="Segoe UI" w:eastAsia="Times New Roman" w:hAnsi="Segoe UI" w:cs="Segoe UI"/>
+                <w:kern w:val="0"/>
+                <w:sz w:val="23"/>
+                <w:szCs w:val="23"/>
+                <w:lang w:eastAsia="ru-RU"/>
+                <w14:ligatures w14:val="none"/>
+              </w:rPr>
+            </w:pPr>
             <w:proofErr w:type="spellStart"/>
             <w:r>
               <w:rPr>
@@ -9615,8 +10046,87 @@
                 <w:lang w:eastAsia="ru-RU"/>
                 <w14:ligatures w14:val="none"/>
               </w:rPr>
-              <w:t xml:space="preserve">, ОДДС, Управленческий баланс, </w:t>
+              <w:t xml:space="preserve">, </w:t>
             </w:r>
+          </w:p>
+          <w:p>
+            <w:pPr>
+              <w:pStyle w:val="a5"/>
+              <w:numPr>
+                <w:ilvl w:val="0"/>
+                <w:numId w:val="31"/>
+              </w:numPr>
+              <w:spacing w:line="375" w:lineRule="atLeast"/>
+              <w:cnfStyle w:val="000000000000" w:firstRow="0" w:lastRow="0" w:firstColumn="0" w:lastColumn="0" w:oddVBand="0" w:evenVBand="0" w:oddHBand="0" w:evenHBand="0" w:firstRowFirstColumn="0" w:firstRowLastColumn="0" w:lastRowFirstColumn="0" w:lastRowLastColumn="0"/>
+              <w:rPr>
+                <w:rFonts w:ascii="Segoe UI" w:eastAsia="Times New Roman" w:hAnsi="Segoe UI" w:cs="Segoe UI"/>
+                <w:kern w:val="0"/>
+                <w:sz w:val="23"/>
+                <w:szCs w:val="23"/>
+                <w:lang w:eastAsia="ru-RU"/>
+                <w14:ligatures w14:val="none"/>
+              </w:rPr>
+            </w:pPr>
+            <w:r>
+              <w:rPr>
+                <w:rFonts w:ascii="Segoe UI" w:eastAsia="Times New Roman" w:hAnsi="Segoe UI" w:cs="Segoe UI"/>
+                <w:kern w:val="0"/>
+                <w:sz w:val="23"/>
+                <w:szCs w:val="23"/>
+                <w:lang w:eastAsia="ru-RU"/>
+                <w14:ligatures w14:val="none"/>
+              </w:rPr>
+              <w:t xml:space="preserve">ОДДС, </w:t>
+            </w:r>
+          </w:p>
+          <w:p>
+            <w:pPr>
+              <w:pStyle w:val="a5"/>
+              <w:numPr>
+                <w:ilvl w:val="0"/>
+                <w:numId w:val="31"/>
+              </w:numPr>
+              <w:spacing w:line="375" w:lineRule="atLeast"/>
+              <w:cnfStyle w:val="000000000000" w:firstRow="0" w:lastRow="0" w:firstColumn="0" w:lastColumn="0" w:oddVBand="0" w:evenVBand="0" w:oddHBand="0" w:evenHBand="0" w:firstRowFirstColumn="0" w:firstRowLastColumn="0" w:lastRowFirstColumn="0" w:lastRowLastColumn="0"/>
+              <w:rPr>
+                <w:rFonts w:ascii="Segoe UI" w:eastAsia="Times New Roman" w:hAnsi="Segoe UI" w:cs="Segoe UI"/>
+                <w:kern w:val="0"/>
+                <w:sz w:val="23"/>
+                <w:szCs w:val="23"/>
+                <w:lang w:eastAsia="ru-RU"/>
+                <w14:ligatures w14:val="none"/>
+              </w:rPr>
+            </w:pPr>
+            <w:r>
+              <w:rPr>
+                <w:rFonts w:ascii="Segoe UI" w:eastAsia="Times New Roman" w:hAnsi="Segoe UI" w:cs="Segoe UI"/>
+                <w:kern w:val="0"/>
+                <w:sz w:val="23"/>
+                <w:szCs w:val="23"/>
+                <w:lang w:eastAsia="ru-RU"/>
+                <w14:ligatures w14:val="none"/>
+              </w:rPr>
+              <w:t xml:space="preserve">Управленческий баланс, </w:t>
+            </w:r>
+          </w:p>
+          <w:p>
+            <w:pPr>
+              <w:pStyle w:val="a5"/>
+              <w:numPr>
+                <w:ilvl w:val="0"/>
+                <w:numId w:val="31"/>
+              </w:numPr>
+              <w:spacing w:line="375" w:lineRule="atLeast"/>
+              <w:cnfStyle w:val="000000000000" w:firstRow="0" w:lastRow="0" w:firstColumn="0" w:lastColumn="0" w:oddVBand="0" w:evenVBand="0" w:oddHBand="0" w:evenHBand="0" w:firstRowFirstColumn="0" w:firstRowLastColumn="0" w:lastRowFirstColumn="0" w:lastRowLastColumn="0"/>
+              <w:rPr>
+                <w:rFonts w:ascii="Segoe UI" w:eastAsia="Times New Roman" w:hAnsi="Segoe UI" w:cs="Segoe UI"/>
+                <w:kern w:val="0"/>
+                <w:sz w:val="23"/>
+                <w:szCs w:val="23"/>
+                <w:lang w:eastAsia="ru-RU"/>
+                <w14:ligatures w14:val="none"/>
+              </w:rPr>
+            </w:pPr>
             <w:proofErr w:type="spellStart"/>
             <w:r>
               <w:rPr>
@@ -9639,7 +10149,67 @@
                 <w:lang w:eastAsia="ru-RU"/>
                 <w14:ligatures w14:val="none"/>
               </w:rPr>
-              <w:t>, Платёжный календарь, План-</w:t>
+              <w:t xml:space="preserve">, </w:t>
+            </w:r>
+          </w:p>
+          <w:p>
+            <w:pPr>
+              <w:pStyle w:val="a5"/>
+              <w:numPr>
+                <w:ilvl w:val="0"/>
+                <w:numId w:val="31"/>
+              </w:numPr>
+              <w:spacing w:line="375" w:lineRule="atLeast"/>
+              <w:cnfStyle w:val="000000000000" w:firstRow="0" w:lastRow="0" w:firstColumn="0" w:lastColumn="0" w:oddVBand="0" w:evenVBand="0" w:oddHBand="0" w:evenHBand="0" w:firstRowFirstColumn="0" w:firstRowLastColumn="0" w:lastRowFirstColumn="0" w:lastRowLastColumn="0"/>
+              <w:rPr>
+                <w:rFonts w:ascii="Segoe UI" w:eastAsia="Times New Roman" w:hAnsi="Segoe UI" w:cs="Segoe UI"/>
+                <w:kern w:val="0"/>
+                <w:sz w:val="23"/>
+                <w:szCs w:val="23"/>
+                <w:lang w:eastAsia="ru-RU"/>
+                <w14:ligatures w14:val="none"/>
+              </w:rPr>
+            </w:pPr>
+            <w:r>
+              <w:rPr>
+                <w:rFonts w:ascii="Segoe UI" w:eastAsia="Times New Roman" w:hAnsi="Segoe UI" w:cs="Segoe UI"/>
+                <w:kern w:val="0"/>
+                <w:sz w:val="23"/>
+                <w:szCs w:val="23"/>
+                <w:lang w:eastAsia="ru-RU"/>
+                <w14:ligatures w14:val="none"/>
+              </w:rPr>
+              <w:t xml:space="preserve">Платёжный календарь, </w:t>
+            </w:r>
+          </w:p>
+          <w:p>
+            <w:pPr>
+              <w:pStyle w:val="a5"/>
+              <w:numPr>
+                <w:ilvl w:val="0"/>
+                <w:numId w:val="31"/>
+              </w:numPr>
+              <w:spacing w:line="375" w:lineRule="atLeast"/>
+              <w:cnfStyle w:val="000000000000" w:firstRow="0" w:lastRow="0" w:firstColumn="0" w:lastColumn="0" w:oddVBand="0" w:evenVBand="0" w:oddHBand="0" w:evenHBand="0" w:firstRowFirstColumn="0" w:firstRowLastColumn="0" w:lastRowFirstColumn="0" w:lastRowLastColumn="0"/>
+              <w:rPr>
+                <w:rFonts w:ascii="Segoe UI" w:eastAsia="Times New Roman" w:hAnsi="Segoe UI" w:cs="Segoe UI"/>
+                <w:kern w:val="0"/>
+                <w:sz w:val="23"/>
+                <w:szCs w:val="23"/>
+                <w:lang w:eastAsia="ru-RU"/>
+                <w14:ligatures w14:val="none"/>
+              </w:rPr>
+            </w:pPr>
+            <w:r>
+              <w:rPr>
+                <w:rFonts w:ascii="Segoe UI" w:eastAsia="Times New Roman" w:hAnsi="Segoe UI" w:cs="Segoe UI"/>
+                <w:kern w:val="0"/>
+                <w:sz w:val="23"/>
+                <w:szCs w:val="23"/>
+                <w:lang w:eastAsia="ru-RU"/>
+                <w14:ligatures w14:val="none"/>
+              </w:rPr>
+              <w:t>План-</w:t>
             </w:r>
             <w:proofErr w:type="spellStart"/>
             <w:r>
@@ -9663,7 +10233,37 @@
                 <w:lang w:eastAsia="ru-RU"/>
                 <w14:ligatures w14:val="none"/>
               </w:rPr>
-              <w:t xml:space="preserve"> анализ, Сводный </w:t>
+              <w:t xml:space="preserve"> анализ, </w:t>
+            </w:r>
+          </w:p>
+          <w:p>
+            <w:pPr>
+              <w:pStyle w:val="a5"/>
+              <w:numPr>
+                <w:ilvl w:val="0"/>
+                <w:numId w:val="31"/>
+              </w:numPr>
+              <w:spacing w:line="375" w:lineRule="atLeast"/>
+              <w:cnfStyle w:val="000000000000" w:firstRow="0" w:lastRow="0" w:firstColumn="0" w:lastColumn="0" w:oddVBand="0" w:evenVBand="0" w:oddHBand="0" w:evenHBand="0" w:firstRowFirstColumn="0" w:firstRowLastColumn="0" w:lastRowFirstColumn="0" w:lastRowLastColumn="0"/>
+              <w:rPr>
+                <w:rFonts w:ascii="Segoe UI" w:eastAsia="Times New Roman" w:hAnsi="Segoe UI" w:cs="Segoe UI"/>
+                <w:kern w:val="0"/>
+                <w:sz w:val="23"/>
+                <w:szCs w:val="23"/>
+                <w:lang w:eastAsia="ru-RU"/>
+                <w14:ligatures w14:val="none"/>
+              </w:rPr>
+            </w:pPr>
+            <w:r>
+              <w:rPr>
+                <w:rFonts w:ascii="Segoe UI" w:eastAsia="Times New Roman" w:hAnsi="Segoe UI" w:cs="Segoe UI"/>
+                <w:kern w:val="0"/>
+                <w:sz w:val="23"/>
+                <w:szCs w:val="23"/>
+                <w:lang w:eastAsia="ru-RU"/>
+                <w14:ligatures w14:val="none"/>
+              </w:rPr>
+              <w:t xml:space="preserve">Сводный </w:t>
             </w:r>
             <w:proofErr w:type="spellStart"/>
             <w:r>
@@ -9684,58 +10284,13 @@
       <w:tr>
         <w:tc>
           <w:tcPr>
-            <w:tcW w:w="0" w:type="auto"/>
-            <w:tcMar>
-              <w:top w:w="150" w:type="dxa"/>
-              <w:left w:w="0" w:type="dxa"/>
-              <w:bottom w:w="150" w:type="dxa"/>
-              <w:right w:w="240" w:type="dxa"/>
-            </w:tcMar>
-            <w:vAlign w:val="center"/>
+            <w:cnfStyle w:val="001000000000" w:firstRow="0" w:lastRow="0" w:firstColumn="1" w:lastColumn="0" w:oddVBand="0" w:evenVBand="0" w:oddHBand="0" w:evenHBand="0" w:firstRowFirstColumn="0" w:firstRowLastColumn="0" w:lastRowFirstColumn="0" w:lastRowLastColumn="0"/>
+            <w:tcW w:w="1419" w:type="dxa"/>
             <w:hideMark/>
           </w:tcPr>
           <w:p>
             <w:pPr>
-              <w:spacing w:after="0" w:line="375" w:lineRule="atLeast"/>
-              <w:rPr>
-                <w:rFonts w:ascii="Segoe UI" w:eastAsia="Times New Roman" w:hAnsi="Segoe UI" w:cs="Segoe UI"/>
-                <w:kern w:val="0"/>
-                <w:sz w:val="23"/>
-                <w:szCs w:val="23"/>
-                <w:lang w:eastAsia="ru-RU"/>
-                <w14:ligatures w14:val="none"/>
-              </w:rPr>
-            </w:pPr>
-            <w:r>
-              <w:rPr>
-                <w:rFonts w:ascii="Segoe UI" w:eastAsia="Times New Roman" w:hAnsi="Segoe UI" w:cs="Segoe UI"/>
-                <w:b/>
-                <w:bCs/>
-                <w:kern w:val="0"/>
-                <w:sz w:val="23"/>
-                <w:szCs w:val="23"/>
-                <w:lang w:eastAsia="ru-RU"/>
-                <w14:ligatures w14:val="none"/>
-              </w:rPr>
-              <w:t>2 очередь</w:t>
-            </w:r>
-          </w:p>
-        </w:tc>
-        <w:tc>
-          <w:tcPr>
-            <w:tcW w:w="8200" w:type="dxa"/>
-            <w:tcMar>
-              <w:top w:w="150" w:type="dxa"/>
-              <w:left w:w="240" w:type="dxa"/>
-              <w:bottom w:w="150" w:type="dxa"/>
-              <w:right w:w="0" w:type="dxa"/>
-            </w:tcMar>
-            <w:vAlign w:val="center"/>
-            <w:hideMark/>
-          </w:tcPr>
-          <w:p>
-            <w:pPr>
-              <w:spacing w:after="0" w:line="375" w:lineRule="atLeast"/>
+              <w:spacing w:line="375" w:lineRule="atLeast"/>
               <w:rPr>
                 <w:rFonts w:ascii="Segoe UI" w:eastAsia="Times New Roman" w:hAnsi="Segoe UI" w:cs="Segoe UI"/>
                 <w:kern w:val="0"/>
@@ -9754,66 +10309,19 @@
                 <w:lang w:eastAsia="ru-RU"/>
                 <w14:ligatures w14:val="none"/>
               </w:rPr>
-              <w:t>Склад: ABC/XYZ, Оборачиваемость, Неликвиды, Складские метрики</w:t>
-            </w:r>
-          </w:p>
-        </w:tc>
-      </w:tr>
-      <w:tr>
-        <w:tc>
-          <w:tcPr>
-            <w:tcW w:w="0" w:type="auto"/>
-            <w:tcMar>
-              <w:top w:w="150" w:type="dxa"/>
-              <w:left w:w="0" w:type="dxa"/>
-              <w:bottom w:w="150" w:type="dxa"/>
-              <w:right w:w="240" w:type="dxa"/>
-            </w:tcMar>
-            <w:vAlign w:val="center"/>
-            <w:hideMark/>
-          </w:tcPr>
-          <w:p>
-            <w:pPr>
-              <w:spacing w:after="0" w:line="375" w:lineRule="atLeast"/>
-              <w:rPr>
-                <w:rFonts w:ascii="Segoe UI" w:eastAsia="Times New Roman" w:hAnsi="Segoe UI" w:cs="Segoe UI"/>
-                <w:kern w:val="0"/>
-                <w:sz w:val="23"/>
-                <w:szCs w:val="23"/>
-                <w:lang w:eastAsia="ru-RU"/>
-                <w14:ligatures w14:val="none"/>
-              </w:rPr>
-            </w:pPr>
-            <w:r>
-              <w:rPr>
-                <w:rFonts w:ascii="Segoe UI" w:eastAsia="Times New Roman" w:hAnsi="Segoe UI" w:cs="Segoe UI"/>
-                <w:b/>
-                <w:bCs/>
-                <w:kern w:val="0"/>
-                <w:sz w:val="23"/>
-                <w:szCs w:val="23"/>
-                <w:lang w:eastAsia="ru-RU"/>
-                <w14:ligatures w14:val="none"/>
-              </w:rPr>
-              <w:t>3 очередь</w:t>
+              <w:t>2 очередь</w:t>
             </w:r>
           </w:p>
         </w:tc>
         <w:tc>
           <w:tcPr>
             <w:tcW w:w="8200" w:type="dxa"/>
-            <w:tcMar>
-              <w:top w:w="150" w:type="dxa"/>
-              <w:left w:w="240" w:type="dxa"/>
-              <w:bottom w:w="150" w:type="dxa"/>
-              <w:right w:w="0" w:type="dxa"/>
-            </w:tcMar>
-            <w:vAlign w:val="center"/>
             <w:hideMark/>
           </w:tcPr>
           <w:p>
             <w:pPr>
-              <w:spacing w:after="0" w:line="375" w:lineRule="atLeast"/>
+              <w:spacing w:line="375" w:lineRule="atLeast"/>
+              <w:cnfStyle w:val="000000000000" w:firstRow="0" w:lastRow="0" w:firstColumn="0" w:lastColumn="0" w:oddVBand="0" w:evenVBand="0" w:oddHBand="0" w:evenHBand="0" w:firstRowFirstColumn="0" w:firstRowLastColumn="0" w:lastRowFirstColumn="0" w:lastRowLastColumn="0"/>
               <w:rPr>
                 <w:rFonts w:ascii="Segoe UI" w:eastAsia="Times New Roman" w:hAnsi="Segoe UI" w:cs="Segoe UI"/>
                 <w:kern w:val="0"/>
@@ -9832,27 +10340,18 @@
                 <w:lang w:eastAsia="ru-RU"/>
                 <w14:ligatures w14:val="none"/>
               </w:rPr>
-              <w:t>Грузоперевозки: Юнит-экономика машин, маршруты, расходы на рейс</w:t>
+              <w:t xml:space="preserve">Склад: </w:t>
             </w:r>
           </w:p>
-        </w:tc>
-      </w:tr>
-      <w:tr>
-        <w:tc>
-          <w:tcPr>
-            <w:tcW w:w="0" w:type="auto"/>
-            <w:tcMar>
-              <w:top w:w="150" w:type="dxa"/>
-              <w:left w:w="0" w:type="dxa"/>
-              <w:bottom w:w="150" w:type="dxa"/>
-              <w:right w:w="240" w:type="dxa"/>
-            </w:tcMar>
-            <w:vAlign w:val="center"/>
-            <w:hideMark/>
-          </w:tcPr>
           <w:p>
             <w:pPr>
-              <w:spacing w:after="0" w:line="375" w:lineRule="atLeast"/>
+              <w:pStyle w:val="a5"/>
+              <w:numPr>
+                <w:ilvl w:val="0"/>
+                <w:numId w:val="32"/>
+              </w:numPr>
+              <w:spacing w:line="375" w:lineRule="atLeast"/>
+              <w:cnfStyle w:val="000000000000" w:firstRow="0" w:lastRow="0" w:firstColumn="0" w:lastColumn="0" w:oddVBand="0" w:evenVBand="0" w:oddHBand="0" w:evenHBand="0" w:firstRowFirstColumn="0" w:firstRowLastColumn="0" w:lastRowFirstColumn="0" w:lastRowLastColumn="0"/>
               <w:rPr>
                 <w:rFonts w:ascii="Segoe UI" w:eastAsia="Times New Roman" w:hAnsi="Segoe UI" w:cs="Segoe UI"/>
                 <w:kern w:val="0"/>
@@ -9865,8 +10364,283 @@
             <w:r>
               <w:rPr>
                 <w:rFonts w:ascii="Segoe UI" w:eastAsia="Times New Roman" w:hAnsi="Segoe UI" w:cs="Segoe UI"/>
-                <w:b/>
-                <w:bCs/>
+                <w:kern w:val="0"/>
+                <w:sz w:val="23"/>
+                <w:szCs w:val="23"/>
+                <w:lang w:eastAsia="ru-RU"/>
+                <w14:ligatures w14:val="none"/>
+              </w:rPr>
+              <w:t xml:space="preserve">ABC/XYZ, </w:t>
+            </w:r>
+          </w:p>
+          <w:p>
+            <w:pPr>
+              <w:pStyle w:val="a5"/>
+              <w:numPr>
+                <w:ilvl w:val="0"/>
+                <w:numId w:val="32"/>
+              </w:numPr>
+              <w:spacing w:line="375" w:lineRule="atLeast"/>
+              <w:cnfStyle w:val="000000000000" w:firstRow="0" w:lastRow="0" w:firstColumn="0" w:lastColumn="0" w:oddVBand="0" w:evenVBand="0" w:oddHBand="0" w:evenHBand="0" w:firstRowFirstColumn="0" w:firstRowLastColumn="0" w:lastRowFirstColumn="0" w:lastRowLastColumn="0"/>
+              <w:rPr>
+                <w:rFonts w:ascii="Segoe UI" w:eastAsia="Times New Roman" w:hAnsi="Segoe UI" w:cs="Segoe UI"/>
+                <w:kern w:val="0"/>
+                <w:sz w:val="23"/>
+                <w:szCs w:val="23"/>
+                <w:lang w:eastAsia="ru-RU"/>
+                <w14:ligatures w14:val="none"/>
+              </w:rPr>
+            </w:pPr>
+            <w:r>
+              <w:rPr>
+                <w:rFonts w:ascii="Segoe UI" w:eastAsia="Times New Roman" w:hAnsi="Segoe UI" w:cs="Segoe UI"/>
+                <w:kern w:val="0"/>
+                <w:sz w:val="23"/>
+                <w:szCs w:val="23"/>
+                <w:lang w:eastAsia="ru-RU"/>
+                <w14:ligatures w14:val="none"/>
+              </w:rPr>
+              <w:t xml:space="preserve">Оборачиваемость, </w:t>
+            </w:r>
+          </w:p>
+          <w:p>
+            <w:pPr>
+              <w:pStyle w:val="a5"/>
+              <w:numPr>
+                <w:ilvl w:val="0"/>
+                <w:numId w:val="32"/>
+              </w:numPr>
+              <w:spacing w:line="375" w:lineRule="atLeast"/>
+              <w:cnfStyle w:val="000000000000" w:firstRow="0" w:lastRow="0" w:firstColumn="0" w:lastColumn="0" w:oddVBand="0" w:evenVBand="0" w:oddHBand="0" w:evenHBand="0" w:firstRowFirstColumn="0" w:firstRowLastColumn="0" w:lastRowFirstColumn="0" w:lastRowLastColumn="0"/>
+              <w:rPr>
+                <w:rFonts w:ascii="Segoe UI" w:eastAsia="Times New Roman" w:hAnsi="Segoe UI" w:cs="Segoe UI"/>
+                <w:kern w:val="0"/>
+                <w:sz w:val="23"/>
+                <w:szCs w:val="23"/>
+                <w:lang w:eastAsia="ru-RU"/>
+                <w14:ligatures w14:val="none"/>
+              </w:rPr>
+            </w:pPr>
+            <w:r>
+              <w:rPr>
+                <w:rFonts w:ascii="Segoe UI" w:eastAsia="Times New Roman" w:hAnsi="Segoe UI" w:cs="Segoe UI"/>
+                <w:kern w:val="0"/>
+                <w:sz w:val="23"/>
+                <w:szCs w:val="23"/>
+                <w:lang w:eastAsia="ru-RU"/>
+                <w14:ligatures w14:val="none"/>
+              </w:rPr>
+              <w:t xml:space="preserve">Неликвиды, </w:t>
+            </w:r>
+          </w:p>
+          <w:p>
+            <w:pPr>
+              <w:pStyle w:val="a5"/>
+              <w:numPr>
+                <w:ilvl w:val="0"/>
+                <w:numId w:val="32"/>
+              </w:numPr>
+              <w:spacing w:line="375" w:lineRule="atLeast"/>
+              <w:cnfStyle w:val="000000000000" w:firstRow="0" w:lastRow="0" w:firstColumn="0" w:lastColumn="0" w:oddVBand="0" w:evenVBand="0" w:oddHBand="0" w:evenHBand="0" w:firstRowFirstColumn="0" w:firstRowLastColumn="0" w:lastRowFirstColumn="0" w:lastRowLastColumn="0"/>
+              <w:rPr>
+                <w:rFonts w:ascii="Segoe UI" w:eastAsia="Times New Roman" w:hAnsi="Segoe UI" w:cs="Segoe UI"/>
+                <w:kern w:val="0"/>
+                <w:sz w:val="23"/>
+                <w:szCs w:val="23"/>
+                <w:lang w:eastAsia="ru-RU"/>
+                <w14:ligatures w14:val="none"/>
+              </w:rPr>
+            </w:pPr>
+            <w:r>
+              <w:rPr>
+                <w:rFonts w:ascii="Segoe UI" w:eastAsia="Times New Roman" w:hAnsi="Segoe UI" w:cs="Segoe UI"/>
+                <w:kern w:val="0"/>
+                <w:sz w:val="23"/>
+                <w:szCs w:val="23"/>
+                <w:lang w:eastAsia="ru-RU"/>
+                <w14:ligatures w14:val="none"/>
+              </w:rPr>
+              <w:t>Складские метрики</w:t>
+            </w:r>
+          </w:p>
+        </w:tc>
+      </w:tr>
+      <w:tr>
+        <w:tc>
+          <w:tcPr>
+            <w:cnfStyle w:val="001000000000" w:firstRow="0" w:lastRow="0" w:firstColumn="1" w:lastColumn="0" w:oddVBand="0" w:evenVBand="0" w:oddHBand="0" w:evenHBand="0" w:firstRowFirstColumn="0" w:firstRowLastColumn="0" w:lastRowFirstColumn="0" w:lastRowLastColumn="0"/>
+            <w:tcW w:w="1419" w:type="dxa"/>
+            <w:hideMark/>
+          </w:tcPr>
+          <w:p>
+            <w:pPr>
+              <w:spacing w:line="375" w:lineRule="atLeast"/>
+              <w:rPr>
+                <w:rFonts w:ascii="Segoe UI" w:eastAsia="Times New Roman" w:hAnsi="Segoe UI" w:cs="Segoe UI"/>
+                <w:kern w:val="0"/>
+                <w:sz w:val="23"/>
+                <w:szCs w:val="23"/>
+                <w:lang w:eastAsia="ru-RU"/>
+                <w14:ligatures w14:val="none"/>
+              </w:rPr>
+            </w:pPr>
+            <w:r>
+              <w:rPr>
+                <w:rFonts w:ascii="Segoe UI" w:eastAsia="Times New Roman" w:hAnsi="Segoe UI" w:cs="Segoe UI"/>
+                <w:kern w:val="0"/>
+                <w:sz w:val="23"/>
+                <w:szCs w:val="23"/>
+                <w:lang w:eastAsia="ru-RU"/>
+                <w14:ligatures w14:val="none"/>
+              </w:rPr>
+              <w:t>3 очередь</w:t>
+            </w:r>
+          </w:p>
+        </w:tc>
+        <w:tc>
+          <w:tcPr>
+            <w:tcW w:w="8200" w:type="dxa"/>
+            <w:hideMark/>
+          </w:tcPr>
+          <w:p>
+            <w:pPr>
+              <w:spacing w:line="375" w:lineRule="atLeast"/>
+              <w:cnfStyle w:val="000000000000" w:firstRow="0" w:lastRow="0" w:firstColumn="0" w:lastColumn="0" w:oddVBand="0" w:evenVBand="0" w:oddHBand="0" w:evenHBand="0" w:firstRowFirstColumn="0" w:firstRowLastColumn="0" w:lastRowFirstColumn="0" w:lastRowLastColumn="0"/>
+              <w:rPr>
+                <w:rFonts w:ascii="Segoe UI" w:eastAsia="Times New Roman" w:hAnsi="Segoe UI" w:cs="Segoe UI"/>
+                <w:kern w:val="0"/>
+                <w:sz w:val="23"/>
+                <w:szCs w:val="23"/>
+                <w:lang w:eastAsia="ru-RU"/>
+                <w14:ligatures w14:val="none"/>
+              </w:rPr>
+            </w:pPr>
+            <w:r>
+              <w:rPr>
+                <w:rFonts w:ascii="Segoe UI" w:eastAsia="Times New Roman" w:hAnsi="Segoe UI" w:cs="Segoe UI"/>
+                <w:kern w:val="0"/>
+                <w:sz w:val="23"/>
+                <w:szCs w:val="23"/>
+                <w:lang w:eastAsia="ru-RU"/>
+                <w14:ligatures w14:val="none"/>
+              </w:rPr>
+              <w:t xml:space="preserve">Грузоперевозки: </w:t>
+            </w:r>
+          </w:p>
+          <w:p>
+            <w:pPr>
+              <w:pStyle w:val="a5"/>
+              <w:numPr>
+                <w:ilvl w:val="0"/>
+                <w:numId w:val="33"/>
+              </w:numPr>
+              <w:spacing w:line="375" w:lineRule="atLeast"/>
+              <w:cnfStyle w:val="000000000000" w:firstRow="0" w:lastRow="0" w:firstColumn="0" w:lastColumn="0" w:oddVBand="0" w:evenVBand="0" w:oddHBand="0" w:evenHBand="0" w:firstRowFirstColumn="0" w:firstRowLastColumn="0" w:lastRowFirstColumn="0" w:lastRowLastColumn="0"/>
+              <w:rPr>
+                <w:rFonts w:ascii="Segoe UI" w:eastAsia="Times New Roman" w:hAnsi="Segoe UI" w:cs="Segoe UI"/>
+                <w:kern w:val="0"/>
+                <w:sz w:val="23"/>
+                <w:szCs w:val="23"/>
+                <w:lang w:eastAsia="ru-RU"/>
+                <w14:ligatures w14:val="none"/>
+              </w:rPr>
+            </w:pPr>
+            <w:r>
+              <w:rPr>
+                <w:rFonts w:ascii="Segoe UI" w:eastAsia="Times New Roman" w:hAnsi="Segoe UI" w:cs="Segoe UI"/>
+                <w:kern w:val="0"/>
+                <w:sz w:val="23"/>
+                <w:szCs w:val="23"/>
+                <w:lang w:eastAsia="ru-RU"/>
+                <w14:ligatures w14:val="none"/>
+              </w:rPr>
+              <w:t xml:space="preserve">Юнит-экономика машин, </w:t>
+            </w:r>
+          </w:p>
+          <w:p>
+            <w:pPr>
+              <w:pStyle w:val="a5"/>
+              <w:numPr>
+                <w:ilvl w:val="0"/>
+                <w:numId w:val="33"/>
+              </w:numPr>
+              <w:spacing w:line="375" w:lineRule="atLeast"/>
+              <w:cnfStyle w:val="000000000000" w:firstRow="0" w:lastRow="0" w:firstColumn="0" w:lastColumn="0" w:oddVBand="0" w:evenVBand="0" w:oddHBand="0" w:evenHBand="0" w:firstRowFirstColumn="0" w:firstRowLastColumn="0" w:lastRowFirstColumn="0" w:lastRowLastColumn="0"/>
+              <w:rPr>
+                <w:rFonts w:ascii="Segoe UI" w:eastAsia="Times New Roman" w:hAnsi="Segoe UI" w:cs="Segoe UI"/>
+                <w:kern w:val="0"/>
+                <w:sz w:val="23"/>
+                <w:szCs w:val="23"/>
+                <w:lang w:eastAsia="ru-RU"/>
+                <w14:ligatures w14:val="none"/>
+              </w:rPr>
+            </w:pPr>
+            <w:r>
+              <w:rPr>
+                <w:rFonts w:ascii="Segoe UI" w:eastAsia="Times New Roman" w:hAnsi="Segoe UI" w:cs="Segoe UI"/>
+                <w:kern w:val="0"/>
+                <w:sz w:val="23"/>
+                <w:szCs w:val="23"/>
+                <w:lang w:eastAsia="ru-RU"/>
+                <w14:ligatures w14:val="none"/>
+              </w:rPr>
+              <w:t xml:space="preserve">маршруты, </w:t>
+            </w:r>
+          </w:p>
+          <w:p>
+            <w:pPr>
+              <w:pStyle w:val="a5"/>
+              <w:numPr>
+                <w:ilvl w:val="0"/>
+                <w:numId w:val="33"/>
+              </w:numPr>
+              <w:spacing w:line="375" w:lineRule="atLeast"/>
+              <w:cnfStyle w:val="000000000000" w:firstRow="0" w:lastRow="0" w:firstColumn="0" w:lastColumn="0" w:oddVBand="0" w:evenVBand="0" w:oddHBand="0" w:evenHBand="0" w:firstRowFirstColumn="0" w:firstRowLastColumn="0" w:lastRowFirstColumn="0" w:lastRowLastColumn="0"/>
+              <w:rPr>
+                <w:rFonts w:ascii="Segoe UI" w:eastAsia="Times New Roman" w:hAnsi="Segoe UI" w:cs="Segoe UI"/>
+                <w:kern w:val="0"/>
+                <w:sz w:val="23"/>
+                <w:szCs w:val="23"/>
+                <w:lang w:eastAsia="ru-RU"/>
+                <w14:ligatures w14:val="none"/>
+              </w:rPr>
+            </w:pPr>
+            <w:r>
+              <w:rPr>
+                <w:rFonts w:ascii="Segoe UI" w:eastAsia="Times New Roman" w:hAnsi="Segoe UI" w:cs="Segoe UI"/>
+                <w:kern w:val="0"/>
+                <w:sz w:val="23"/>
+                <w:szCs w:val="23"/>
+                <w:lang w:eastAsia="ru-RU"/>
+                <w14:ligatures w14:val="none"/>
+              </w:rPr>
+              <w:t>расходы на рейс</w:t>
+            </w:r>
+          </w:p>
+        </w:tc>
+      </w:tr>
+      <w:tr>
+        <w:tc>
+          <w:tcPr>
+            <w:cnfStyle w:val="001000000000" w:firstRow="0" w:lastRow="0" w:firstColumn="1" w:lastColumn="0" w:oddVBand="0" w:evenVBand="0" w:oddHBand="0" w:evenHBand="0" w:firstRowFirstColumn="0" w:firstRowLastColumn="0" w:lastRowFirstColumn="0" w:lastRowLastColumn="0"/>
+            <w:tcW w:w="1419" w:type="dxa"/>
+            <w:hideMark/>
+          </w:tcPr>
+          <w:p>
+            <w:pPr>
+              <w:spacing w:line="375" w:lineRule="atLeast"/>
+              <w:rPr>
+                <w:rFonts w:ascii="Segoe UI" w:eastAsia="Times New Roman" w:hAnsi="Segoe UI" w:cs="Segoe UI"/>
+                <w:kern w:val="0"/>
+                <w:sz w:val="23"/>
+                <w:szCs w:val="23"/>
+                <w:lang w:eastAsia="ru-RU"/>
+                <w14:ligatures w14:val="none"/>
+              </w:rPr>
+            </w:pPr>
+            <w:r>
+              <w:rPr>
+                <w:rFonts w:ascii="Segoe UI" w:eastAsia="Times New Roman" w:hAnsi="Segoe UI" w:cs="Segoe UI"/>
                 <w:kern w:val="0"/>
                 <w:sz w:val="23"/>
                 <w:szCs w:val="23"/>
@@ -9880,18 +10654,12 @@
         <w:tc>
           <w:tcPr>
             <w:tcW w:w="8200" w:type="dxa"/>
-            <w:tcMar>
-              <w:top w:w="150" w:type="dxa"/>
-              <w:left w:w="240" w:type="dxa"/>
-              <w:bottom w:w="150" w:type="dxa"/>
-              <w:right w:w="0" w:type="dxa"/>
-            </w:tcMar>
-            <w:vAlign w:val="center"/>
             <w:hideMark/>
           </w:tcPr>
           <w:p>
             <w:pPr>
-              <w:spacing w:after="0" w:line="375" w:lineRule="atLeast"/>
+              <w:spacing w:line="375" w:lineRule="atLeast"/>
+              <w:cnfStyle w:val="000000000000" w:firstRow="0" w:lastRow="0" w:firstColumn="0" w:lastColumn="0" w:oddVBand="0" w:evenVBand="0" w:oddHBand="0" w:evenHBand="0" w:firstRowFirstColumn="0" w:firstRowLastColumn="0" w:lastRowFirstColumn="0" w:lastRowLastColumn="0"/>
               <w:rPr>
                 <w:rFonts w:ascii="Segoe UI" w:eastAsia="Times New Roman" w:hAnsi="Segoe UI" w:cs="Segoe UI"/>
                 <w:kern w:val="0"/>
@@ -9916,7 +10684,62 @@
         </w:tc>
       </w:tr>
     </w:tbl>
-    <w:p/>
+    <w:p>
+      <w:r>
+        <w:rPr>
+          <w:noProof/>
+        </w:rPr>
+        <w:lastRenderedPageBreak/>
+        <w:drawing>
+          <wp:inline distT="0" distB="0" distL="0" distR="0" wp14:anchorId="1853AE80" wp14:editId="4FF4B5DB">
+            <wp:extent cx="5737860" cy="3825240"/>
+            <wp:effectExtent l="0" t="0" r="0" b="3810"/>
+            <wp:docPr id="1" name="Рисунок 1"/>
+            <wp:cNvGraphicFramePr>
+              <a:graphicFrameLocks xmlns:a="http://schemas.openxmlformats.org/drawingml/2006/main" noChangeAspect="1"/>
+            </wp:cNvGraphicFramePr>
+            <a:graphic xmlns:a="http://schemas.openxmlformats.org/drawingml/2006/main">
+              <a:graphicData uri="http://schemas.openxmlformats.org/drawingml/2006/picture">
+                <pic:pic xmlns:pic="http://schemas.openxmlformats.org/drawingml/2006/picture">
+                  <pic:nvPicPr>
+                    <pic:cNvPr id="0" name="Picture 30"/>
+                    <pic:cNvPicPr>
+                      <a:picLocks noChangeAspect="1" noChangeArrowheads="1"/>
+                    </pic:cNvPicPr>
+                  </pic:nvPicPr>
+                  <pic:blipFill>
+                    <a:blip r:embed="rId5" cstate="print">
+                      <a:extLst>
+                        <a:ext uri="{28A0092B-C50C-407E-A947-70E740481C1C}">
+                          <a14:useLocalDpi xmlns:a14="http://schemas.microsoft.com/office/drawing/2010/main" val="0"/>
+                        </a:ext>
+                      </a:extLst>
+                    </a:blip>
+                    <a:srcRect/>
+                    <a:stretch>
+                      <a:fillRect/>
+                    </a:stretch>
+                  </pic:blipFill>
+                  <pic:spPr bwMode="auto">
+                    <a:xfrm>
+                      <a:off x="0" y="0"/>
+                      <a:ext cx="5737860" cy="3825240"/>
+                    </a:xfrm>
+                    <a:prstGeom prst="rect">
+                      <a:avLst/>
+                    </a:prstGeom>
+                    <a:noFill/>
+                    <a:ln>
+                      <a:noFill/>
+                    </a:ln>
+                  </pic:spPr>
+                </pic:pic>
+              </a:graphicData>
+            </a:graphic>
+          </wp:inline>
+        </w:drawing>
+      </w:r>
+    </w:p>
     <w:sectPr>
       <w:pgSz w:w="11906" w:h="16838"/>
       <w:pgMar w:top="1134" w:right="850" w:bottom="1134" w:left="1701" w:header="708" w:footer="708" w:gutter="0"/>
@@ -11569,6 +12392,119 @@
     </w:lvl>
   </w:abstractNum>
   <w:abstractNum w:abstractNumId="11" w15:restartNumberingAfterBreak="0">
+    <w:nsid w:val="281158F0"/>
+    <w:multiLevelType w:val="hybridMultilevel"/>
+    <w:tmpl w:val="51E42852"/>
+    <w:lvl w:ilvl="0" w:tplc="04190001">
+      <w:start w:val="1"/>
+      <w:numFmt w:val="bullet"/>
+      <w:lvlText w:val=""/>
+      <w:lvlJc w:val="left"/>
+      <w:pPr>
+        <w:ind w:left="720" w:hanging="360"/>
+      </w:pPr>
+      <w:rPr>
+        <w:rFonts w:ascii="Symbol" w:hAnsi="Symbol" w:hint="default"/>
+      </w:rPr>
+    </w:lvl>
+    <w:lvl w:ilvl="1" w:tplc="04190003" w:tentative="1">
+      <w:start w:val="1"/>
+      <w:numFmt w:val="bullet"/>
+      <w:lvlText w:val="o"/>
+      <w:lvlJc w:val="left"/>
+      <w:pPr>
+        <w:ind w:left="1440" w:hanging="360"/>
+      </w:pPr>
+      <w:rPr>
+        <w:rFonts w:ascii="Courier New" w:hAnsi="Courier New" w:cs="Courier New" w:hint="default"/>
+      </w:rPr>
+    </w:lvl>
+    <w:lvl w:ilvl="2" w:tplc="04190005" w:tentative="1">
+      <w:start w:val="1"/>
+      <w:numFmt w:val="bullet"/>
+      <w:lvlText w:val=""/>
+      <w:lvlJc w:val="left"/>
+      <w:pPr>
+        <w:ind w:left="2160" w:hanging="360"/>
+      </w:pPr>
+      <w:rPr>
+        <w:rFonts w:ascii="Wingdings" w:hAnsi="Wingdings" w:hint="default"/>
+      </w:rPr>
+    </w:lvl>
+    <w:lvl w:ilvl="3" w:tplc="04190001" w:tentative="1">
+      <w:start w:val="1"/>
+      <w:numFmt w:val="bullet"/>
+      <w:lvlText w:val=""/>
+      <w:lvlJc w:val="left"/>
+      <w:pPr>
+        <w:ind w:left="2880" w:hanging="360"/>
+      </w:pPr>
+      <w:rPr>
+        <w:rFonts w:ascii="Symbol" w:hAnsi="Symbol" w:hint="default"/>
+      </w:rPr>
+    </w:lvl>
+    <w:lvl w:ilvl="4" w:tplc="04190003" w:tentative="1">
+      <w:start w:val="1"/>
+      <w:numFmt w:val="bullet"/>
+      <w:lvlText w:val="o"/>
+      <w:lvlJc w:val="left"/>
+      <w:pPr>
+        <w:ind w:left="3600" w:hanging="360"/>
+      </w:pPr>
+      <w:rPr>
+        <w:rFonts w:ascii="Courier New" w:hAnsi="Courier New" w:cs="Courier New" w:hint="default"/>
+      </w:rPr>
+    </w:lvl>
+    <w:lvl w:ilvl="5" w:tplc="04190005" w:tentative="1">
+      <w:start w:val="1"/>
+      <w:numFmt w:val="bullet"/>
+      <w:lvlText w:val=""/>
+      <w:lvlJc w:val="left"/>
+      <w:pPr>
+        <w:ind w:left="4320" w:hanging="360"/>
+      </w:pPr>
+      <w:rPr>
+        <w:rFonts w:ascii="Wingdings" w:hAnsi="Wingdings" w:hint="default"/>
+      </w:rPr>
+    </w:lvl>
+    <w:lvl w:ilvl="6" w:tplc="04190001" w:tentative="1">
+      <w:start w:val="1"/>
+      <w:numFmt w:val="bullet"/>
+      <w:lvlText w:val=""/>
+      <w:lvlJc w:val="left"/>
+      <w:pPr>
+        <w:ind w:left="5040" w:hanging="360"/>
+      </w:pPr>
+      <w:rPr>
+        <w:rFonts w:ascii="Symbol" w:hAnsi="Symbol" w:hint="default"/>
+      </w:rPr>
+    </w:lvl>
+    <w:lvl w:ilvl="7" w:tplc="04190003" w:tentative="1">
+      <w:start w:val="1"/>
+      <w:numFmt w:val="bullet"/>
+      <w:lvlText w:val="o"/>
+      <w:lvlJc w:val="left"/>
+      <w:pPr>
+        <w:ind w:left="5760" w:hanging="360"/>
+      </w:pPr>
+      <w:rPr>
+        <w:rFonts w:ascii="Courier New" w:hAnsi="Courier New" w:cs="Courier New" w:hint="default"/>
+      </w:rPr>
+    </w:lvl>
+    <w:lvl w:ilvl="8" w:tplc="04190005" w:tentative="1">
+      <w:start w:val="1"/>
+      <w:numFmt w:val="bullet"/>
+      <w:lvlText w:val=""/>
+      <w:lvlJc w:val="left"/>
+      <w:pPr>
+        <w:ind w:left="6480" w:hanging="360"/>
+      </w:pPr>
+      <w:rPr>
+        <w:rFonts w:ascii="Wingdings" w:hAnsi="Wingdings" w:hint="default"/>
+      </w:rPr>
+    </w:lvl>
+  </w:abstractNum>
+  <w:abstractNum w:abstractNumId="12" w15:restartNumberingAfterBreak="0">
     <w:nsid w:val="292406CA"/>
     <w:multiLevelType w:val="multilevel"/>
     <w:tmpl w:val="46381E00"/>
@@ -11717,7 +12653,7 @@
       </w:rPr>
     </w:lvl>
   </w:abstractNum>
-  <w:abstractNum w:abstractNumId="12" w15:restartNumberingAfterBreak="0">
+  <w:abstractNum w:abstractNumId="13" w15:restartNumberingAfterBreak="0">
     <w:nsid w:val="2C9C0642"/>
     <w:multiLevelType w:val="multilevel"/>
     <w:tmpl w:val="8D0474F0"/>
@@ -11866,7 +12802,120 @@
       </w:rPr>
     </w:lvl>
   </w:abstractNum>
-  <w:abstractNum w:abstractNumId="13" w15:restartNumberingAfterBreak="0">
+  <w:abstractNum w:abstractNumId="14" w15:restartNumberingAfterBreak="0">
+    <w:nsid w:val="2E8C5D63"/>
+    <w:multiLevelType w:val="hybridMultilevel"/>
+    <w:tmpl w:val="DAC2C35E"/>
+    <w:lvl w:ilvl="0" w:tplc="04190001">
+      <w:start w:val="1"/>
+      <w:numFmt w:val="bullet"/>
+      <w:lvlText w:val=""/>
+      <w:lvlJc w:val="left"/>
+      <w:pPr>
+        <w:ind w:left="720" w:hanging="360"/>
+      </w:pPr>
+      <w:rPr>
+        <w:rFonts w:ascii="Symbol" w:hAnsi="Symbol" w:hint="default"/>
+      </w:rPr>
+    </w:lvl>
+    <w:lvl w:ilvl="1" w:tplc="04190003" w:tentative="1">
+      <w:start w:val="1"/>
+      <w:numFmt w:val="bullet"/>
+      <w:lvlText w:val="o"/>
+      <w:lvlJc w:val="left"/>
+      <w:pPr>
+        <w:ind w:left="1440" w:hanging="360"/>
+      </w:pPr>
+      <w:rPr>
+        <w:rFonts w:ascii="Courier New" w:hAnsi="Courier New" w:cs="Courier New" w:hint="default"/>
+      </w:rPr>
+    </w:lvl>
+    <w:lvl w:ilvl="2" w:tplc="04190005" w:tentative="1">
+      <w:start w:val="1"/>
+      <w:numFmt w:val="bullet"/>
+      <w:lvlText w:val=""/>
+      <w:lvlJc w:val="left"/>
+      <w:pPr>
+        <w:ind w:left="2160" w:hanging="360"/>
+      </w:pPr>
+      <w:rPr>
+        <w:rFonts w:ascii="Wingdings" w:hAnsi="Wingdings" w:hint="default"/>
+      </w:rPr>
+    </w:lvl>
+    <w:lvl w:ilvl="3" w:tplc="04190001" w:tentative="1">
+      <w:start w:val="1"/>
+      <w:numFmt w:val="bullet"/>
+      <w:lvlText w:val=""/>
+      <w:lvlJc w:val="left"/>
+      <w:pPr>
+        <w:ind w:left="2880" w:hanging="360"/>
+      </w:pPr>
+      <w:rPr>
+        <w:rFonts w:ascii="Symbol" w:hAnsi="Symbol" w:hint="default"/>
+      </w:rPr>
+    </w:lvl>
+    <w:lvl w:ilvl="4" w:tplc="04190003" w:tentative="1">
+      <w:start w:val="1"/>
+      <w:numFmt w:val="bullet"/>
+      <w:lvlText w:val="o"/>
+      <w:lvlJc w:val="left"/>
+      <w:pPr>
+        <w:ind w:left="3600" w:hanging="360"/>
+      </w:pPr>
+      <w:rPr>
+        <w:rFonts w:ascii="Courier New" w:hAnsi="Courier New" w:cs="Courier New" w:hint="default"/>
+      </w:rPr>
+    </w:lvl>
+    <w:lvl w:ilvl="5" w:tplc="04190005" w:tentative="1">
+      <w:start w:val="1"/>
+      <w:numFmt w:val="bullet"/>
+      <w:lvlText w:val=""/>
+      <w:lvlJc w:val="left"/>
+      <w:pPr>
+        <w:ind w:left="4320" w:hanging="360"/>
+      </w:pPr>
+      <w:rPr>
+        <w:rFonts w:ascii="Wingdings" w:hAnsi="Wingdings" w:hint="default"/>
+      </w:rPr>
+    </w:lvl>
+    <w:lvl w:ilvl="6" w:tplc="04190001" w:tentative="1">
+      <w:start w:val="1"/>
+      <w:numFmt w:val="bullet"/>
+      <w:lvlText w:val=""/>
+      <w:lvlJc w:val="left"/>
+      <w:pPr>
+        <w:ind w:left="5040" w:hanging="360"/>
+      </w:pPr>
+      <w:rPr>
+        <w:rFonts w:ascii="Symbol" w:hAnsi="Symbol" w:hint="default"/>
+      </w:rPr>
+    </w:lvl>
+    <w:lvl w:ilvl="7" w:tplc="04190003" w:tentative="1">
+      <w:start w:val="1"/>
+      <w:numFmt w:val="bullet"/>
+      <w:lvlText w:val="o"/>
+      <w:lvlJc w:val="left"/>
+      <w:pPr>
+        <w:ind w:left="5760" w:hanging="360"/>
+      </w:pPr>
+      <w:rPr>
+        <w:rFonts w:ascii="Courier New" w:hAnsi="Courier New" w:cs="Courier New" w:hint="default"/>
+      </w:rPr>
+    </w:lvl>
+    <w:lvl w:ilvl="8" w:tplc="04190005" w:tentative="1">
+      <w:start w:val="1"/>
+      <w:numFmt w:val="bullet"/>
+      <w:lvlText w:val=""/>
+      <w:lvlJc w:val="left"/>
+      <w:pPr>
+        <w:ind w:left="6480" w:hanging="360"/>
+      </w:pPr>
+      <w:rPr>
+        <w:rFonts w:ascii="Wingdings" w:hAnsi="Wingdings" w:hint="default"/>
+      </w:rPr>
+    </w:lvl>
+  </w:abstractNum>
+  <w:abstractNum w:abstractNumId="15" w15:restartNumberingAfterBreak="0">
     <w:nsid w:val="33933D7C"/>
     <w:multiLevelType w:val="multilevel"/>
     <w:tmpl w:val="1996E2F8"/>
@@ -12015,7 +13064,7 @@
       </w:rPr>
     </w:lvl>
   </w:abstractNum>
-  <w:abstractNum w:abstractNumId="14" w15:restartNumberingAfterBreak="0">
+  <w:abstractNum w:abstractNumId="16" w15:restartNumberingAfterBreak="0">
     <w:nsid w:val="3C0B4442"/>
     <w:multiLevelType w:val="multilevel"/>
     <w:tmpl w:val="933831B4"/>
@@ -12164,7 +13213,7 @@
       </w:rPr>
     </w:lvl>
   </w:abstractNum>
-  <w:abstractNum w:abstractNumId="15" w15:restartNumberingAfterBreak="0">
+  <w:abstractNum w:abstractNumId="17" w15:restartNumberingAfterBreak="0">
     <w:nsid w:val="3E9052B4"/>
     <w:multiLevelType w:val="multilevel"/>
     <w:tmpl w:val="23502BF8"/>
@@ -12313,7 +13362,7 @@
       </w:rPr>
     </w:lvl>
   </w:abstractNum>
-  <w:abstractNum w:abstractNumId="16" w15:restartNumberingAfterBreak="0">
+  <w:abstractNum w:abstractNumId="18" w15:restartNumberingAfterBreak="0">
     <w:nsid w:val="41DE1A0E"/>
     <w:multiLevelType w:val="multilevel"/>
     <w:tmpl w:val="84308B80"/>
@@ -12462,7 +13511,7 @@
       </w:rPr>
     </w:lvl>
   </w:abstractNum>
-  <w:abstractNum w:abstractNumId="17" w15:restartNumberingAfterBreak="0">
+  <w:abstractNum w:abstractNumId="19" w15:restartNumberingAfterBreak="0">
     <w:nsid w:val="44EB3858"/>
     <w:multiLevelType w:val="multilevel"/>
     <w:tmpl w:val="9D82F7B2"/>
@@ -12611,7 +13660,7 @@
       </w:rPr>
     </w:lvl>
   </w:abstractNum>
-  <w:abstractNum w:abstractNumId="18" w15:restartNumberingAfterBreak="0">
+  <w:abstractNum w:abstractNumId="20" w15:restartNumberingAfterBreak="0">
     <w:nsid w:val="4786351F"/>
     <w:multiLevelType w:val="multilevel"/>
     <w:tmpl w:val="386CD828"/>
@@ -12760,7 +13809,7 @@
       </w:rPr>
     </w:lvl>
   </w:abstractNum>
-  <w:abstractNum w:abstractNumId="19" w15:restartNumberingAfterBreak="0">
+  <w:abstractNum w:abstractNumId="21" w15:restartNumberingAfterBreak="0">
     <w:nsid w:val="4A014BE8"/>
     <w:multiLevelType w:val="multilevel"/>
     <w:tmpl w:val="A4C00AE4"/>
@@ -12909,7 +13958,7 @@
       </w:rPr>
     </w:lvl>
   </w:abstractNum>
-  <w:abstractNum w:abstractNumId="20" w15:restartNumberingAfterBreak="0">
+  <w:abstractNum w:abstractNumId="22" w15:restartNumberingAfterBreak="0">
     <w:nsid w:val="4CCC69DF"/>
     <w:multiLevelType w:val="multilevel"/>
     <w:tmpl w:val="B1F4520E"/>
@@ -13058,7 +14107,7 @@
       </w:rPr>
     </w:lvl>
   </w:abstractNum>
-  <w:abstractNum w:abstractNumId="21" w15:restartNumberingAfterBreak="0">
+  <w:abstractNum w:abstractNumId="23" w15:restartNumberingAfterBreak="0">
     <w:nsid w:val="4EED26E9"/>
     <w:multiLevelType w:val="multilevel"/>
     <w:tmpl w:val="05B42018"/>
@@ -13207,7 +14256,7 @@
       </w:rPr>
     </w:lvl>
   </w:abstractNum>
-  <w:abstractNum w:abstractNumId="22" w15:restartNumberingAfterBreak="0">
+  <w:abstractNum w:abstractNumId="24" w15:restartNumberingAfterBreak="0">
     <w:nsid w:val="4F47226E"/>
     <w:multiLevelType w:val="multilevel"/>
     <w:tmpl w:val="0EC4D59E"/>
@@ -13356,7 +14405,7 @@
       </w:rPr>
     </w:lvl>
   </w:abstractNum>
-  <w:abstractNum w:abstractNumId="23" w15:restartNumberingAfterBreak="0">
+  <w:abstractNum w:abstractNumId="25" w15:restartNumberingAfterBreak="0">
     <w:nsid w:val="506C12E1"/>
     <w:multiLevelType w:val="multilevel"/>
     <w:tmpl w:val="0A3C0BDA"/>
@@ -13505,7 +14554,7 @@
       </w:rPr>
     </w:lvl>
   </w:abstractNum>
-  <w:abstractNum w:abstractNumId="24" w15:restartNumberingAfterBreak="0">
+  <w:abstractNum w:abstractNumId="26" w15:restartNumberingAfterBreak="0">
     <w:nsid w:val="51B1356B"/>
     <w:multiLevelType w:val="multilevel"/>
     <w:tmpl w:val="301E7BEA"/>
@@ -13654,7 +14703,7 @@
       </w:rPr>
     </w:lvl>
   </w:abstractNum>
-  <w:abstractNum w:abstractNumId="25" w15:restartNumberingAfterBreak="0">
+  <w:abstractNum w:abstractNumId="27" w15:restartNumberingAfterBreak="0">
     <w:nsid w:val="5CAD2000"/>
     <w:multiLevelType w:val="multilevel"/>
     <w:tmpl w:val="BA9465E4"/>
@@ -13803,7 +14852,7 @@
       </w:rPr>
     </w:lvl>
   </w:abstractNum>
-  <w:abstractNum w:abstractNumId="26" w15:restartNumberingAfterBreak="0">
+  <w:abstractNum w:abstractNumId="28" w15:restartNumberingAfterBreak="0">
     <w:nsid w:val="6ABC0E3B"/>
     <w:multiLevelType w:val="multilevel"/>
     <w:tmpl w:val="3F565BBA"/>
@@ -13952,7 +15001,7 @@
       </w:rPr>
     </w:lvl>
   </w:abstractNum>
-  <w:abstractNum w:abstractNumId="27" w15:restartNumberingAfterBreak="0">
+  <w:abstractNum w:abstractNumId="29" w15:restartNumberingAfterBreak="0">
     <w:nsid w:val="7223017A"/>
     <w:multiLevelType w:val="multilevel"/>
     <w:tmpl w:val="A52AE6F0"/>
@@ -14101,7 +15150,7 @@
       </w:rPr>
     </w:lvl>
   </w:abstractNum>
-  <w:abstractNum w:abstractNumId="28" w15:restartNumberingAfterBreak="0">
+  <w:abstractNum w:abstractNumId="30" w15:restartNumberingAfterBreak="0">
     <w:nsid w:val="735A0983"/>
     <w:multiLevelType w:val="multilevel"/>
     <w:tmpl w:val="1E7495A6"/>
@@ -14250,7 +15299,120 @@
       </w:rPr>
     </w:lvl>
   </w:abstractNum>
-  <w:abstractNum w:abstractNumId="29" w15:restartNumberingAfterBreak="0">
+  <w:abstractNum w:abstractNumId="31" w15:restartNumberingAfterBreak="0">
+    <w:nsid w:val="7C786B3D"/>
+    <w:multiLevelType w:val="hybridMultilevel"/>
+    <w:tmpl w:val="BBA090C2"/>
+    <w:lvl w:ilvl="0" w:tplc="04190001">
+      <w:start w:val="1"/>
+      <w:numFmt w:val="bullet"/>
+      <w:lvlText w:val=""/>
+      <w:lvlJc w:val="left"/>
+      <w:pPr>
+        <w:ind w:left="720" w:hanging="360"/>
+      </w:pPr>
+      <w:rPr>
+        <w:rFonts w:ascii="Symbol" w:hAnsi="Symbol" w:hint="default"/>
+      </w:rPr>
+    </w:lvl>
+    <w:lvl w:ilvl="1" w:tplc="04190003" w:tentative="1">
+      <w:start w:val="1"/>
+      <w:numFmt w:val="bullet"/>
+      <w:lvlText w:val="o"/>
+      <w:lvlJc w:val="left"/>
+      <w:pPr>
+        <w:ind w:left="1440" w:hanging="360"/>
+      </w:pPr>
+      <w:rPr>
+        <w:rFonts w:ascii="Courier New" w:hAnsi="Courier New" w:cs="Courier New" w:hint="default"/>
+      </w:rPr>
+    </w:lvl>
+    <w:lvl w:ilvl="2" w:tplc="04190005" w:tentative="1">
+      <w:start w:val="1"/>
+      <w:numFmt w:val="bullet"/>
+      <w:lvlText w:val=""/>
+      <w:lvlJc w:val="left"/>
+      <w:pPr>
+        <w:ind w:left="2160" w:hanging="360"/>
+      </w:pPr>
+      <w:rPr>
+        <w:rFonts w:ascii="Wingdings" w:hAnsi="Wingdings" w:hint="default"/>
+      </w:rPr>
+    </w:lvl>
+    <w:lvl w:ilvl="3" w:tplc="04190001" w:tentative="1">
+      <w:start w:val="1"/>
+      <w:numFmt w:val="bullet"/>
+      <w:lvlText w:val=""/>
+      <w:lvlJc w:val="left"/>
+      <w:pPr>
+        <w:ind w:left="2880" w:hanging="360"/>
+      </w:pPr>
+      <w:rPr>
+        <w:rFonts w:ascii="Symbol" w:hAnsi="Symbol" w:hint="default"/>
+      </w:rPr>
+    </w:lvl>
+    <w:lvl w:ilvl="4" w:tplc="04190003" w:tentative="1">
+      <w:start w:val="1"/>
+      <w:numFmt w:val="bullet"/>
+      <w:lvlText w:val="o"/>
+      <w:lvlJc w:val="left"/>
+      <w:pPr>
+        <w:ind w:left="3600" w:hanging="360"/>
+      </w:pPr>
+      <w:rPr>
+        <w:rFonts w:ascii="Courier New" w:hAnsi="Courier New" w:cs="Courier New" w:hint="default"/>
+      </w:rPr>
+    </w:lvl>
+    <w:lvl w:ilvl="5" w:tplc="04190005" w:tentative="1">
+      <w:start w:val="1"/>
+      <w:numFmt w:val="bullet"/>
+      <w:lvlText w:val=""/>
+      <w:lvlJc w:val="left"/>
+      <w:pPr>
+        <w:ind w:left="4320" w:hanging="360"/>
+      </w:pPr>
+      <w:rPr>
+        <w:rFonts w:ascii="Wingdings" w:hAnsi="Wingdings" w:hint="default"/>
+      </w:rPr>
+    </w:lvl>
+    <w:lvl w:ilvl="6" w:tplc="04190001" w:tentative="1">
+      <w:start w:val="1"/>
+      <w:numFmt w:val="bullet"/>
+      <w:lvlText w:val=""/>
+      <w:lvlJc w:val="left"/>
+      <w:pPr>
+        <w:ind w:left="5040" w:hanging="360"/>
+      </w:pPr>
+      <w:rPr>
+        <w:rFonts w:ascii="Symbol" w:hAnsi="Symbol" w:hint="default"/>
+      </w:rPr>
+    </w:lvl>
+    <w:lvl w:ilvl="7" w:tplc="04190003" w:tentative="1">
+      <w:start w:val="1"/>
+      <w:numFmt w:val="bullet"/>
+      <w:lvlText w:val="o"/>
+      <w:lvlJc w:val="left"/>
+      <w:pPr>
+        <w:ind w:left="5760" w:hanging="360"/>
+      </w:pPr>
+      <w:rPr>
+        <w:rFonts w:ascii="Courier New" w:hAnsi="Courier New" w:cs="Courier New" w:hint="default"/>
+      </w:rPr>
+    </w:lvl>
+    <w:lvl w:ilvl="8" w:tplc="04190005" w:tentative="1">
+      <w:start w:val="1"/>
+      <w:numFmt w:val="bullet"/>
+      <w:lvlText w:val=""/>
+      <w:lvlJc w:val="left"/>
+      <w:pPr>
+        <w:ind w:left="6480" w:hanging="360"/>
+      </w:pPr>
+      <w:rPr>
+        <w:rFonts w:ascii="Wingdings" w:hAnsi="Wingdings" w:hint="default"/>
+      </w:rPr>
+    </w:lvl>
+  </w:abstractNum>
+  <w:abstractNum w:abstractNumId="32" w15:restartNumberingAfterBreak="0">
     <w:nsid w:val="7ECF190A"/>
     <w:multiLevelType w:val="multilevel"/>
     <w:tmpl w:val="920C391A"/>
@@ -14400,34 +15562,34 @@
     </w:lvl>
   </w:abstractNum>
   <w:num w:numId="1">
-    <w:abstractNumId w:val="16"/>
+    <w:abstractNumId w:val="18"/>
   </w:num>
   <w:num w:numId="2">
     <w:abstractNumId w:val="4"/>
   </w:num>
   <w:num w:numId="3">
-    <w:abstractNumId w:val="18"/>
+    <w:abstractNumId w:val="20"/>
   </w:num>
   <w:num w:numId="4">
-    <w:abstractNumId w:val="29"/>
+    <w:abstractNumId w:val="32"/>
   </w:num>
   <w:num w:numId="5">
     <w:abstractNumId w:val="3"/>
   </w:num>
   <w:num w:numId="6">
-    <w:abstractNumId w:val="26"/>
+    <w:abstractNumId w:val="28"/>
   </w:num>
   <w:num w:numId="7">
-    <w:abstractNumId w:val="12"/>
+    <w:abstractNumId w:val="13"/>
   </w:num>
   <w:num w:numId="8">
-    <w:abstractNumId w:val="22"/>
+    <w:abstractNumId w:val="24"/>
   </w:num>
   <w:num w:numId="9">
-    <w:abstractNumId w:val="13"/>
+    <w:abstractNumId w:val="15"/>
   </w:num>
   <w:num w:numId="10">
-    <w:abstractNumId w:val="25"/>
+    <w:abstractNumId w:val="27"/>
   </w:num>
   <w:num w:numId="11">
     <w:abstractNumId w:val="9"/>
@@ -14436,28 +15598,28 @@
     <w:abstractNumId w:val="1"/>
   </w:num>
   <w:num w:numId="13">
+    <w:abstractNumId w:val="23"/>
+  </w:num>
+  <w:num w:numId="14">
+    <w:abstractNumId w:val="17"/>
+  </w:num>
+  <w:num w:numId="15">
+    <w:abstractNumId w:val="25"/>
+  </w:num>
+  <w:num w:numId="16">
     <w:abstractNumId w:val="21"/>
   </w:num>
-  <w:num w:numId="14">
-    <w:abstractNumId w:val="15"/>
-  </w:num>
-  <w:num w:numId="15">
-    <w:abstractNumId w:val="23"/>
-  </w:num>
-  <w:num w:numId="16">
-    <w:abstractNumId w:val="19"/>
-  </w:num>
   <w:num w:numId="17">
-    <w:abstractNumId w:val="11"/>
+    <w:abstractNumId w:val="12"/>
   </w:num>
   <w:num w:numId="18">
     <w:abstractNumId w:val="8"/>
   </w:num>
   <w:num w:numId="19">
-    <w:abstractNumId w:val="28"/>
+    <w:abstractNumId w:val="30"/>
   </w:num>
   <w:num w:numId="20">
-    <w:abstractNumId w:val="17"/>
+    <w:abstractNumId w:val="19"/>
   </w:num>
   <w:num w:numId="21">
     <w:abstractNumId w:val="0"/>
@@ -14466,10 +15628,10 @@
     <w:abstractNumId w:val="6"/>
   </w:num>
   <w:num w:numId="23">
-    <w:abstractNumId w:val="20"/>
+    <w:abstractNumId w:val="22"/>
   </w:num>
   <w:num w:numId="24">
-    <w:abstractNumId w:val="14"/>
+    <w:abstractNumId w:val="16"/>
   </w:num>
   <w:num w:numId="25">
     <w:abstractNumId w:val="2"/>
@@ -14478,16 +15640,25 @@
     <w:abstractNumId w:val="7"/>
   </w:num>
   <w:num w:numId="27">
-    <w:abstractNumId w:val="27"/>
+    <w:abstractNumId w:val="29"/>
   </w:num>
   <w:num w:numId="28">
     <w:abstractNumId w:val="10"/>
   </w:num>
   <w:num w:numId="29">
-    <w:abstractNumId w:val="24"/>
+    <w:abstractNumId w:val="26"/>
   </w:num>
   <w:num w:numId="30">
     <w:abstractNumId w:val="5"/>
+  </w:num>
+  <w:num w:numId="31">
+    <w:abstractNumId w:val="11"/>
+  </w:num>
+  <w:num w:numId="32">
+    <w:abstractNumId w:val="14"/>
+  </w:num>
+  <w:num w:numId="33">
+    <w:abstractNumId w:val="31"/>
   </w:num>
 </w:numbering>
 </file>
@@ -15159,6 +16330,74 @@
       </w:tcPr>
     </w:tblStylePr>
   </w:style>
+  <w:style w:type="table" w:styleId="-1">
+    <w:name w:val="Grid Table 1 Light"/>
+    <w:basedOn w:val="a1"/>
+    <w:uiPriority w:val="46"/>
+    <w:rsid w:val="00145159"/>
+    <w:pPr>
+      <w:spacing w:after="0" w:line="240" w:lineRule="auto"/>
+    </w:pPr>
+    <w:tblPr>
+      <w:tblStyleRowBandSize w:val="1"/>
+      <w:tblStyleColBandSize w:val="1"/>
+      <w:tblBorders>
+        <w:top w:val="single" w:sz="4" w:space="0" w:color="999999" w:themeColor="text1" w:themeTint="66"/>
+        <w:left w:val="single" w:sz="4" w:space="0" w:color="999999" w:themeColor="text1" w:themeTint="66"/>
+        <w:bottom w:val="single" w:sz="4" w:space="0" w:color="999999" w:themeColor="text1" w:themeTint="66"/>
+        <w:right w:val="single" w:sz="4" w:space="0" w:color="999999" w:themeColor="text1" w:themeTint="66"/>
+        <w:insideH w:val="single" w:sz="4" w:space="0" w:color="999999" w:themeColor="text1" w:themeTint="66"/>
+        <w:insideV w:val="single" w:sz="4" w:space="0" w:color="999999" w:themeColor="text1" w:themeTint="66"/>
+      </w:tblBorders>
+    </w:tblPr>
+    <w:tblStylePr w:type="firstRow">
+      <w:rPr>
+        <w:b/>
+        <w:bCs/>
+      </w:rPr>
+      <w:tblPr/>
+      <w:tcPr>
+        <w:tcBorders>
+          <w:bottom w:val="single" w:sz="12" w:space="0" w:color="666666" w:themeColor="text1" w:themeTint="99"/>
+        </w:tcBorders>
+      </w:tcPr>
+    </w:tblStylePr>
+    <w:tblStylePr w:type="lastRow">
+      <w:rPr>
+        <w:b/>
+        <w:bCs/>
+      </w:rPr>
+      <w:tblPr/>
+      <w:tcPr>
+        <w:tcBorders>
+          <w:top w:val="double" w:sz="2" w:space="0" w:color="666666" w:themeColor="text1" w:themeTint="99"/>
+        </w:tcBorders>
+      </w:tcPr>
+    </w:tblStylePr>
+    <w:tblStylePr w:type="firstCol">
+      <w:rPr>
+        <w:b/>
+        <w:bCs/>
+      </w:rPr>
+    </w:tblStylePr>
+    <w:tblStylePr w:type="lastCol">
+      <w:rPr>
+        <w:b/>
+        <w:bCs/>
+      </w:rPr>
+    </w:tblStylePr>
+  </w:style>
+  <w:style w:type="paragraph" w:styleId="a5">
+    <w:name w:val="List Paragraph"/>
+    <w:basedOn w:val="a"/>
+    <w:uiPriority w:val="34"/>
+    <w:qFormat/>
+    <w:rsid w:val="00145159"/>
+    <w:pPr>
+      <w:ind w:left="720"/>
+      <w:contextualSpacing/>
+    </w:pPr>
+  </w:style>
 </w:styles>
 </file>
 
